--- a/企业AI培训_交付包/初级课程_完整交付包/02_课程大纲/通用基础_大纲_PPT1_企业版.docx
+++ b/企业AI培训_交付包/初级课程_完整交付包/02_课程大纲/通用基础_大纲_PPT1_企业版.docx
@@ -145,7 +145,7 @@
           <w:b/>
           <w:bCs/>
         </w:rPr>
-        <w:t xml:space="preserve">PPT 45 </w:t>
+        <w:t xml:space="preserve">PPT 48 </w:t>
       </w:r>
       <w:r>
         <w:rPr>
@@ -290,13 +290,13 @@
           <w:b/>
           <w:bCs/>
         </w:rPr>
-        <w:t xml:space="preserve">v3.1（2026-09-04）企业版</w:t>
-      </w:r>
-      <w:r>
-        <w:rPr>
-          <w:rFonts w:hint="eastAsia"/>
-        </w:rPr>
-        <w:t xml:space="preserve">——以《通用基础_PPT1_v3.pptx》（45</w:t>
+        <w:t xml:space="preserve">v3.2（2026-09-04）企业版</w:t>
+      </w:r>
+      <w:r>
+        <w:rPr>
+          <w:rFonts w:hint="eastAsia"/>
+        </w:rPr>
+        <w:t xml:space="preserve">——以《通用基础_PPT1_v3.pptx》（48</w:t>
       </w:r>
       <w:r>
         <w:t xml:space="preserve"> </w:t>
@@ -350,7 +350,103 @@
         <w:rPr>
           <w:rFonts w:hint="eastAsia"/>
         </w:rPr>
-        <w:t xml:space="preserve">卡）：</w:t>
+        <w:t xml:space="preserve">卡）；</w:t>
+      </w:r>
+      <w:r>
+        <w:rPr>
+          <w:b/>
+          <w:bCs/>
+        </w:rPr>
+        <w:t xml:space="preserve">v3.2 </w:t>
+      </w:r>
+      <w:r>
+        <w:rPr>
+          <w:rFonts w:hint="eastAsia"/>
+          <w:b/>
+          <w:bCs/>
+        </w:rPr>
+        <w:t xml:space="preserve">再增</w:t>
+      </w:r>
+      <w:r>
+        <w:rPr>
+          <w:b/>
+          <w:bCs/>
+        </w:rPr>
+        <w:t xml:space="preserve"> 3 </w:t>
+      </w:r>
+      <w:r>
+        <w:rPr>
+          <w:rFonts w:hint="eastAsia"/>
+          <w:b/>
+          <w:bCs/>
+        </w:rPr>
+        <w:t xml:space="preserve">页：P29「AI</w:t>
+      </w:r>
+      <w:r>
+        <w:rPr>
+          <w:b/>
+          <w:bCs/>
+        </w:rPr>
+        <w:t xml:space="preserve"> </w:t>
+      </w:r>
+      <w:r>
+        <w:rPr>
+          <w:rFonts w:hint="eastAsia"/>
+          <w:b/>
+          <w:bCs/>
+        </w:rPr>
+        <w:t xml:space="preserve">到底省多少事」（立项汇报口径）/</w:t>
+      </w:r>
+      <w:r>
+        <w:rPr>
+          <w:b/>
+          <w:bCs/>
+        </w:rPr>
+        <w:t xml:space="preserve"> P41「3 </w:t>
+      </w:r>
+      <w:r>
+        <w:rPr>
+          <w:rFonts w:hint="eastAsia"/>
+          <w:b/>
+          <w:bCs/>
+        </w:rPr>
+        <w:t xml:space="preserve">个真实翻车案例」/</w:t>
+      </w:r>
+      <w:r>
+        <w:rPr>
+          <w:b/>
+          <w:bCs/>
+        </w:rPr>
+        <w:t xml:space="preserve"> </w:t>
+      </w:r>
+      <w:r>
+        <w:rPr>
+          <w:rFonts w:hint="eastAsia"/>
+          <w:b/>
+          <w:bCs/>
+        </w:rPr>
+        <w:t xml:space="preserve">P45「翻车演练」（5</w:t>
+      </w:r>
+      <w:r>
+        <w:rPr>
+          <w:b/>
+          <w:bCs/>
+        </w:rPr>
+        <w:t xml:space="preserve"> </w:t>
+      </w:r>
+      <w:r>
+        <w:rPr>
+          <w:rFonts w:hint="eastAsia"/>
+          <w:b/>
+          <w:bCs/>
+        </w:rPr>
+        <w:t xml:space="preserve">分钟实操）</w:t>
+      </w:r>
+      <w:r>
+        <w:rPr>
+          <w:rFonts w:hint="eastAsia"/>
+        </w:rPr>
+        <w:t xml:space="preserve">：</w:t>
       </w:r>
       <w:r>
         <w:t xml:space="preserve"> </w:t>
@@ -398,7 +494,7 @@
         <w:rPr>
           <w:rFonts w:hint="eastAsia"/>
         </w:rPr>
-        <w:t xml:space="preserve">到底花多少钱」、P43「落地</w:t>
+        <w:t xml:space="preserve">到底花多少钱」、P46「落地</w:t>
       </w:r>
       <w:r>
         <w:t xml:space="preserve"> 90 </w:t>
@@ -3419,7 +3515,7 @@
           <w:b/>
           <w:bCs/>
         </w:rPr>
-        <w:t xml:space="preserve"> P29 </w:t>
+        <w:t xml:space="preserve"> P30 </w:t>
       </w:r>
       <w:r>
         <w:rPr>
@@ -3434,7 +3530,7 @@
           <w:b/>
           <w:bCs/>
         </w:rPr>
-        <w:t xml:space="preserve"> · P30 WorkBuddy </w:t>
+        <w:t xml:space="preserve"> · P31 WorkBuddy </w:t>
       </w:r>
       <w:r>
         <w:rPr>
@@ -3449,7 +3545,7 @@
           <w:b/>
           <w:bCs/>
         </w:rPr>
-        <w:t xml:space="preserve"> · P31 </w:t>
+        <w:t xml:space="preserve"> · P32 </w:t>
       </w:r>
       <w:r>
         <w:rPr>
@@ -3464,7 +3560,7 @@
           <w:b/>
           <w:bCs/>
         </w:rPr>
-        <w:t xml:space="preserve"> · P32 </w:t>
+        <w:t xml:space="preserve"> · P33 </w:t>
       </w:r>
       <w:r>
         <w:rPr>
@@ -3479,7 +3575,7 @@
           <w:b/>
           <w:bCs/>
         </w:rPr>
-        <w:t xml:space="preserve"> · P33 AI </w:t>
+        <w:t xml:space="preserve"> · P34 AI </w:t>
       </w:r>
       <w:r>
         <w:rPr>
@@ -4189,7 +4285,7 @@
         <w:rPr>
           <w:rFonts w:hint="eastAsia"/>
         </w:rPr>
-        <w:t xml:space="preserve">（P29）：注册/登录</w:t>
+        <w:t xml:space="preserve">（P30）：注册/登录</w:t>
       </w:r>
       <w:r>
         <w:t xml:space="preserve"> → </w:t>
@@ -4246,7 +4342,7 @@
         <w:rPr>
           <w:rFonts w:hint="eastAsia"/>
         </w:rPr>
-        <w:t xml:space="preserve">（P30）+</w:t>
+        <w:t xml:space="preserve">（P31）+</w:t>
       </w:r>
       <w:r>
         <w:t xml:space="preserve"> </w:t>
@@ -4270,7 +4366,7 @@
         <w:rPr>
           <w:rFonts w:hint="eastAsia"/>
         </w:rPr>
-        <w:t xml:space="preserve">（P31）：讲师逐字稿演示——派</w:t>
+        <w:t xml:space="preserve">（P32）：讲师逐字稿演示——派</w:t>
       </w:r>
       <w:r>
         <w:t xml:space="preserve"> AI </w:t>
@@ -4327,7 +4423,7 @@
         <w:rPr>
           <w:rFonts w:hint="eastAsia"/>
         </w:rPr>
-        <w:t xml:space="preserve">（P32）：客户隐私不贴</w:t>
+        <w:t xml:space="preserve">（P33）：客户隐私不贴</w:t>
       </w:r>
       <w:r>
         <w:t xml:space="preserve"> / </w:t>
@@ -4390,7 +4486,7 @@
         <w:rPr>
           <w:rFonts w:hint="eastAsia"/>
         </w:rPr>
-        <w:t xml:space="preserve">（P33）：图（海报/主图）、视频（口播/宣传片）、声音（配音/课程音频）——市场岗重点</w:t>
+        <w:t xml:space="preserve">（P34）：图（海报/主图）、视频（口播/宣传片）、声音（配音/课程音频）——市场岗重点</w:t>
       </w:r>
     </w:p>
     <w:p>
@@ -4476,7 +4572,7 @@
         <w:t xml:space="preserve">分钟</w:t>
       </w:r>
       <w:r>
-        <w:t xml:space="preserve"> + P29 </w:t>
+        <w:t xml:space="preserve"> + P30 </w:t>
       </w:r>
       <w:r>
         <w:rPr>
@@ -4485,7 +4581,7 @@
         <w:t xml:space="preserve">三步上手</w:t>
       </w:r>
       <w:r>
-        <w:t xml:space="preserve"> + P31 </w:t>
+        <w:t xml:space="preserve"> + P32 </w:t>
       </w:r>
       <w:r>
         <w:rPr>
@@ -4560,7 +4656,7 @@
           <w:b/>
           <w:bCs/>
         </w:rPr>
-        <w:t xml:space="preserve">PPT：P34</w:t>
+        <w:t xml:space="preserve">PPT：P35</w:t>
       </w:r>
       <w:r>
         <w:rPr>
@@ -4582,7 +4678,7 @@
           <w:b/>
           <w:bCs/>
         </w:rPr>
-        <w:t xml:space="preserve"> · P35 Agent · P36 Agent vs Copilot · P37 </w:t>
+        <w:t xml:space="preserve"> · P36 Agent · P37 Agent vs Copilot · P38 </w:t>
       </w:r>
       <w:r>
         <w:rPr>
@@ -4664,7 +4760,7 @@
         <w:rPr>
           <w:rFonts w:hint="eastAsia"/>
         </w:rPr>
-        <w:t xml:space="preserve">（P35）：不只问答，还能自己拆任务、调工具、一步步完成——</w:t>
+        <w:t xml:space="preserve">（P36）：不只问答，还能自己拆任务、调工具、一步步完成——</w:t>
       </w:r>
       <w:r>
         <w:rPr>
@@ -4757,7 +4853,7 @@
         <w:rPr>
           <w:rFonts w:hint="eastAsia"/>
         </w:rPr>
-        <w:t xml:space="preserve">（P36）：Copilot=你主导它辅助（副驾驶）；Agent=你派活它自己跑（司机）——企业先用副驾驶，再放司机</w:t>
+        <w:t xml:space="preserve">（P37）：Copilot=你主导它辅助（副驾驶）；Agent=你派活它自己跑（司机）——企业先用副驾驶，再放司机</w:t>
       </w:r>
     </w:p>
     <w:p>
@@ -4787,7 +4883,7 @@
         <w:rPr>
           <w:rFonts w:hint="eastAsia"/>
         </w:rPr>
-        <w:t xml:space="preserve">（P37）：把公司制度/产品资料/历史案例喂进知识库，AI</w:t>
+        <w:t xml:space="preserve">（P38）：把公司制度/产品资料/历史案例喂进知识库，AI</w:t>
       </w:r>
       <w:r>
         <w:t xml:space="preserve"> </w:t>
@@ -4837,13 +4933,13 @@
         <w:t xml:space="preserve">：只讲</w:t>
       </w:r>
       <w:r>
-        <w:t xml:space="preserve"> P35 </w:t>
-      </w:r>
-      <w:r>
-        <w:rPr>
-          <w:rFonts w:hint="eastAsia"/>
-        </w:rPr>
-        <w:t xml:space="preserve">的”派活”比喻，P36/P37</w:t>
+        <w:t xml:space="preserve"> P36 </w:t>
+      </w:r>
+      <w:r>
+        <w:rPr>
+          <w:rFonts w:hint="eastAsia"/>
+        </w:rPr>
+        <w:t xml:space="preserve">的”派活”比喻，P37/P38</w:t>
       </w:r>
       <w:r>
         <w:t xml:space="preserve"> </w:t>
@@ -4959,7 +5055,7 @@
           <w:b/>
           <w:bCs/>
         </w:rPr>
-        <w:t xml:space="preserve">PPT：P38</w:t>
+        <w:t xml:space="preserve">PPT：P39</w:t>
       </w:r>
       <w:r>
         <w:rPr>
@@ -4981,7 +5077,7 @@
           <w:b/>
           <w:bCs/>
         </w:rPr>
-        <w:t xml:space="preserve"> · P39 </w:t>
+        <w:t xml:space="preserve"> · P40 </w:t>
       </w:r>
       <w:r>
         <w:rPr>
@@ -4996,7 +5092,7 @@
           <w:b/>
           <w:bCs/>
         </w:rPr>
-        <w:t xml:space="preserve"> · P40 </w:t>
+        <w:t xml:space="preserve"> · P42 </w:t>
       </w:r>
       <w:r>
         <w:rPr>
@@ -5011,7 +5107,7 @@
           <w:b/>
           <w:bCs/>
         </w:rPr>
-        <w:t xml:space="preserve"> · P41 </w:t>
+        <w:t xml:space="preserve"> · P43 </w:t>
       </w:r>
       <w:r>
         <w:rPr>
@@ -5026,7 +5122,7 @@
           <w:b/>
           <w:bCs/>
         </w:rPr>
-        <w:t xml:space="preserve"> · P42 </w:t>
+        <w:t xml:space="preserve"> · P44 </w:t>
       </w:r>
       <w:r>
         <w:rPr>
@@ -5041,7 +5137,7 @@
           <w:b/>
           <w:bCs/>
         </w:rPr>
-        <w:t xml:space="preserve"> · P43 </w:t>
+        <w:t xml:space="preserve"> · P46 </w:t>
       </w:r>
       <w:r>
         <w:rPr>
@@ -5071,7 +5167,7 @@
           <w:b/>
           <w:bCs/>
         </w:rPr>
-        <w:t xml:space="preserve"> P44 9 </w:t>
+        <w:t xml:space="preserve"> P47 9 </w:t>
       </w:r>
       <w:r>
         <w:rPr>
@@ -5137,7 +5233,7 @@
         <w:rPr>
           <w:rFonts w:hint="eastAsia"/>
         </w:rPr>
-        <w:t xml:space="preserve">（P39）：幻觉出错</w:t>
+        <w:t xml:space="preserve">（P40）：幻觉出错</w:t>
       </w:r>
       <w:r>
         <w:t xml:space="preserve"> / </w:t>
@@ -5194,7 +5290,7 @@
         <w:rPr>
           <w:rFonts w:hint="eastAsia"/>
         </w:rPr>
-        <w:t xml:space="preserve">（P40）：谁使用、谁负责——AI</w:t>
+        <w:t xml:space="preserve">（P42）：谁使用、谁负责——AI</w:t>
       </w:r>
       <w:r>
         <w:t xml:space="preserve"> </w:t>
@@ -5240,7 +5336,7 @@
         <w:rPr>
           <w:rFonts w:hint="eastAsia"/>
         </w:rPr>
-        <w:t xml:space="preserve">（P41）：绿区（公开资料/自己写的草稿）放心喂；黄区（内部流程/客户名单脱敏）谨慎；红区（个人隐私/财务/合同原文）不喂</w:t>
+        <w:t xml:space="preserve">（P43）：绿区（公开资料/自己写的草稿）放心喂；黄区（内部流程/客户名单脱敏）谨慎；红区（个人隐私/财务/合同原文）不喂</w:t>
       </w:r>
     </w:p>
     <w:p>
@@ -5270,7 +5366,7 @@
         <w:rPr>
           <w:rFonts w:hint="eastAsia"/>
         </w:rPr>
-        <w:t xml:space="preserve">（P42）：停（立即停止使用）→</w:t>
+        <w:t xml:space="preserve">（P44）：停（立即停止使用）→</w:t>
       </w:r>
       <w:r>
         <w:t xml:space="preserve"> </w:t>
@@ -5360,7 +5456,7 @@
           <w:b/>
           <w:bCs/>
         </w:rPr>
-        <w:t xml:space="preserve">P43）</w:t>
+        <w:t xml:space="preserve">P46）</w:t>
       </w:r>
       <w:r>
         <w:rPr>
@@ -5630,7 +5726,7 @@
         <w:rPr>
           <w:rFonts w:hint="eastAsia"/>
         </w:rPr>
-        <w:t xml:space="preserve">（P44）：9</w:t>
+        <w:t xml:space="preserve">（P47）：9</w:t>
       </w:r>
       <w:r>
         <w:t xml:space="preserve"> </w:t>
@@ -5736,7 +5832,7 @@
       </w:r>
     </w:p>
     <w:bookmarkEnd w:id="16"/>
-    <w:bookmarkStart w:id="17" w:name="收尾ai-不是来取代你的p45"/>
+    <w:bookmarkStart w:id="17" w:name="收尾ai-不是来取代你的p48"/>
     <w:p>
       <w:pPr>
         <w:pStyle w:val="Heading2"/>
@@ -5754,7 +5850,7 @@
         <w:rPr>
           <w:rFonts w:hint="eastAsia"/>
         </w:rPr>
-        <w:t xml:space="preserve">不是来取代你的（P45）</w:t>
+        <w:t xml:space="preserve">不是来取代你的（P48）</w:t>
       </w:r>
     </w:p>
     <w:p>
@@ -5840,7 +5936,7 @@
       </w:r>
     </w:p>
     <w:bookmarkEnd w:id="17"/>
-    <w:bookmarkStart w:id="18" w:name="三档课表45-页版"/>
+    <w:bookmarkStart w:id="18" w:name="三档课表48-页版"/>
     <w:p>
       <w:pPr>
         <w:pStyle w:val="Heading2"/>
@@ -5849,7 +5945,7 @@
         <w:rPr>
           <w:rFonts w:hint="eastAsia"/>
         </w:rPr>
-        <w:t xml:space="preserve">三档课表（45</w:t>
+        <w:t xml:space="preserve">三档课表（48</w:t>
       </w:r>
       <w:r>
         <w:t xml:space="preserve"> </w:t>
@@ -7687,7 +7783,7 @@
         <w:rPr>
           <w:rFonts w:hint="eastAsia"/>
         </w:rPr>
-        <w:t xml:space="preserve">配套《通用基础_PPT1_v3.pptx》45</w:t>
+        <w:t xml:space="preserve">配套《通用基础_PPT1_v3.pptx》48</w:t>
       </w:r>
       <w:r>
         <w:t xml:space="preserve"> </w:t>

--- a/企业AI培训_交付包/初级课程_完整交付包/02_课程大纲/通用基础_大纲_PPT1_企业版.docx
+++ b/企业AI培训_交付包/初级课程_完整交付包/02_课程大纲/通用基础_大纲_PPT1_企业版.docx
@@ -145,7 +145,7 @@
           <w:b/>
           <w:bCs/>
         </w:rPr>
-        <w:t xml:space="preserve">PPT 48 </w:t>
+        <w:t xml:space="preserve">PPT 49 </w:t>
       </w:r>
       <w:r>
         <w:rPr>
@@ -290,13 +290,13 @@
           <w:b/>
           <w:bCs/>
         </w:rPr>
-        <w:t xml:space="preserve">v3.2（2026-09-04）企业版</w:t>
-      </w:r>
-      <w:r>
-        <w:rPr>
-          <w:rFonts w:hint="eastAsia"/>
-        </w:rPr>
-        <w:t xml:space="preserve">——以《通用基础_PPT1_v3.pptx》（48</w:t>
+        <w:t xml:space="preserve">v3.3（2026-09-04）企业版</w:t>
+      </w:r>
+      <w:r>
+        <w:rPr>
+          <w:rFonts w:hint="eastAsia"/>
+        </w:rPr>
+        <w:t xml:space="preserve">——以《通用基础_PPT1_v3.pptx》（49</w:t>
       </w:r>
       <w:r>
         <w:t xml:space="preserve"> </w:t>
@@ -425,7 +425,7 @@
           <w:b/>
           <w:bCs/>
         </w:rPr>
-        <w:t xml:space="preserve">P45「翻车演练」（5</w:t>
+        <w:t xml:space="preserve">P46「翻车演练」（5</w:t>
       </w:r>
       <w:r>
         <w:rPr>
@@ -494,7 +494,7 @@
         <w:rPr>
           <w:rFonts w:hint="eastAsia"/>
         </w:rPr>
-        <w:t xml:space="preserve">到底花多少钱」、P46「落地</w:t>
+        <w:t xml:space="preserve">到底花多少钱」、P47「落地</w:t>
       </w:r>
       <w:r>
         <w:t xml:space="preserve"> 90 </w:t>
@@ -5092,7 +5092,7 @@
           <w:b/>
           <w:bCs/>
         </w:rPr>
-        <w:t xml:space="preserve"> · P42 </w:t>
+        <w:t xml:space="preserve"> · P43 </w:t>
       </w:r>
       <w:r>
         <w:rPr>
@@ -5107,7 +5107,7 @@
           <w:b/>
           <w:bCs/>
         </w:rPr>
-        <w:t xml:space="preserve"> · P43 </w:t>
+        <w:t xml:space="preserve"> · P44 </w:t>
       </w:r>
       <w:r>
         <w:rPr>
@@ -5122,7 +5122,7 @@
           <w:b/>
           <w:bCs/>
         </w:rPr>
-        <w:t xml:space="preserve"> · P44 </w:t>
+        <w:t xml:space="preserve"> · P45 </w:t>
       </w:r>
       <w:r>
         <w:rPr>
@@ -5137,7 +5137,7 @@
           <w:b/>
           <w:bCs/>
         </w:rPr>
-        <w:t xml:space="preserve"> · P46 </w:t>
+        <w:t xml:space="preserve"> · P47 </w:t>
       </w:r>
       <w:r>
         <w:rPr>
@@ -5167,7 +5167,7 @@
           <w:b/>
           <w:bCs/>
         </w:rPr>
-        <w:t xml:space="preserve"> P47 9 </w:t>
+        <w:t xml:space="preserve"> P48 9 </w:t>
       </w:r>
       <w:r>
         <w:rPr>
@@ -5290,7 +5290,7 @@
         <w:rPr>
           <w:rFonts w:hint="eastAsia"/>
         </w:rPr>
-        <w:t xml:space="preserve">（P42）：谁使用、谁负责——AI</w:t>
+        <w:t xml:space="preserve">（P43）：谁使用、谁负责——AI</w:t>
       </w:r>
       <w:r>
         <w:t xml:space="preserve"> </w:t>
@@ -5336,7 +5336,7 @@
         <w:rPr>
           <w:rFonts w:hint="eastAsia"/>
         </w:rPr>
-        <w:t xml:space="preserve">（P43）：绿区（公开资料/自己写的草稿）放心喂；黄区（内部流程/客户名单脱敏）谨慎；红区（个人隐私/财务/合同原文）不喂</w:t>
+        <w:t xml:space="preserve">（P44）：绿区（公开资料/自己写的草稿）放心喂；黄区（内部流程/客户名单脱敏）谨慎；红区（个人隐私/财务/合同原文）不喂</w:t>
       </w:r>
     </w:p>
     <w:p>
@@ -5366,7 +5366,7 @@
         <w:rPr>
           <w:rFonts w:hint="eastAsia"/>
         </w:rPr>
-        <w:t xml:space="preserve">（P44）：停（立即停止使用）→</w:t>
+        <w:t xml:space="preserve">（P45）：停（立即停止使用）→</w:t>
       </w:r>
       <w:r>
         <w:t xml:space="preserve"> </w:t>
@@ -5456,7 +5456,7 @@
           <w:b/>
           <w:bCs/>
         </w:rPr>
-        <w:t xml:space="preserve">P46）</w:t>
+        <w:t xml:space="preserve">P47）</w:t>
       </w:r>
       <w:r>
         <w:rPr>
@@ -5726,7 +5726,7 @@
         <w:rPr>
           <w:rFonts w:hint="eastAsia"/>
         </w:rPr>
-        <w:t xml:space="preserve">（P47）：9</w:t>
+        <w:t xml:space="preserve">（P48）：9</w:t>
       </w:r>
       <w:r>
         <w:t xml:space="preserve"> </w:t>
@@ -5832,7 +5832,7 @@
       </w:r>
     </w:p>
     <w:bookmarkEnd w:id="16"/>
-    <w:bookmarkStart w:id="17" w:name="收尾ai-不是来取代你的p48"/>
+    <w:bookmarkStart w:id="17" w:name="收尾ai-不是来取代你的p49"/>
     <w:p>
       <w:pPr>
         <w:pStyle w:val="Heading2"/>
@@ -5850,7 +5850,7 @@
         <w:rPr>
           <w:rFonts w:hint="eastAsia"/>
         </w:rPr>
-        <w:t xml:space="preserve">不是来取代你的（P48）</w:t>
+        <w:t xml:space="preserve">不是来取代你的（P49）</w:t>
       </w:r>
     </w:p>
     <w:p>
@@ -5936,7 +5936,7 @@
       </w:r>
     </w:p>
     <w:bookmarkEnd w:id="17"/>
-    <w:bookmarkStart w:id="18" w:name="三档课表48-页版"/>
+    <w:bookmarkStart w:id="18" w:name="三档课表49-页版"/>
     <w:p>
       <w:pPr>
         <w:pStyle w:val="Heading2"/>
@@ -5945,7 +5945,7 @@
         <w:rPr>
           <w:rFonts w:hint="eastAsia"/>
         </w:rPr>
-        <w:t xml:space="preserve">三档课表（48</w:t>
+        <w:t xml:space="preserve">三档课表（49</w:t>
       </w:r>
       <w:r>
         <w:t xml:space="preserve"> </w:t>
@@ -7783,7 +7783,7 @@
         <w:rPr>
           <w:rFonts w:hint="eastAsia"/>
         </w:rPr>
-        <w:t xml:space="preserve">配套《通用基础_PPT1_v3.pptx》48</w:t>
+        <w:t xml:space="preserve">配套《通用基础_PPT1_v3.pptx》49</w:t>
       </w:r>
       <w:r>
         <w:t xml:space="preserve"> </w:t>

--- a/企业AI培训_交付包/初级课程_完整交付包/02_课程大纲/通用基础_大纲_PPT1_企业版.docx
+++ b/企业AI培训_交付包/初级课程_完整交付包/02_课程大纲/通用基础_大纲_PPT1_企业版.docx
@@ -145,7 +145,7 @@
           <w:b/>
           <w:bCs/>
         </w:rPr>
-        <w:t xml:space="preserve">PPT 49 </w:t>
+        <w:t xml:space="preserve">PPT 51 </w:t>
       </w:r>
       <w:r>
         <w:rPr>
@@ -296,7 +296,7 @@
         <w:rPr>
           <w:rFonts w:hint="eastAsia"/>
         </w:rPr>
-        <w:t xml:space="preserve">——以《通用基础_PPT1_v3.pptx》（49</w:t>
+        <w:t xml:space="preserve">——以《通用基础_PPT1_v3.pptx》（51</w:t>
       </w:r>
       <w:r>
         <w:t xml:space="preserve"> </w:t>
@@ -380,7 +380,7 @@
           <w:b/>
           <w:bCs/>
         </w:rPr>
-        <w:t xml:space="preserve">页：P29「AI</w:t>
+        <w:t xml:space="preserve">页：P30「AI</w:t>
       </w:r>
       <w:r>
         <w:rPr>
@@ -402,7 +402,7 @@
           <w:b/>
           <w:bCs/>
         </w:rPr>
-        <w:t xml:space="preserve"> P41「3 </w:t>
+        <w:t xml:space="preserve"> P42「3 </w:t>
       </w:r>
       <w:r>
         <w:rPr>
@@ -425,7 +425,7 @@
           <w:b/>
           <w:bCs/>
         </w:rPr>
-        <w:t xml:space="preserve">P46「翻车演练」（5</w:t>
+        <w:t xml:space="preserve">P48「翻车演练」（5</w:t>
       </w:r>
       <w:r>
         <w:rPr>
@@ -485,16 +485,16 @@
         <w:rPr>
           <w:rFonts w:hint="eastAsia"/>
         </w:rPr>
-        <w:t xml:space="preserve">招」、P27「国外标杆速览」、P28「AI</w:t>
-      </w:r>
-      <w:r>
-        <w:t xml:space="preserve"> </w:t>
-      </w:r>
-      <w:r>
-        <w:rPr>
-          <w:rFonts w:hint="eastAsia"/>
-        </w:rPr>
-        <w:t xml:space="preserve">到底花多少钱」、P47「落地</w:t>
+        <w:t xml:space="preserve">招」、P28「国外标杆速览」、P29「AI</w:t>
+      </w:r>
+      <w:r>
+        <w:t xml:space="preserve"> </w:t>
+      </w:r>
+      <w:r>
+        <w:rPr>
+          <w:rFonts w:hint="eastAsia"/>
+        </w:rPr>
+        <w:t xml:space="preserve">到底花多少钱」、P49「落地</w:t>
       </w:r>
       <w:r>
         <w:t xml:space="preserve"> 90 </w:t>
@@ -509,7 +509,7 @@
         <w:t xml:space="preserve"> </w:t>
       </w:r>
       <w:r>
-        <w:t xml:space="preserve">- P26 </w:t>
+        <w:t xml:space="preserve">- P27 </w:t>
       </w:r>
       <w:r>
         <w:rPr>
@@ -2791,6 +2791,21 @@
         </w:rPr>
         <w:t xml:space="preserve">招（新）</w:t>
       </w:r>
+      <w:r>
+        <w:rPr>
+          <w:b/>
+          <w:bCs/>
+        </w:rPr>
+        <w:t xml:space="preserve"> · P24 5 </w:t>
+      </w:r>
+      <w:r>
+        <w:rPr>
+          <w:rFonts w:hint="eastAsia"/>
+          <w:b/>
+          <w:bCs/>
+        </w:rPr>
+        <w:t xml:space="preserve">个办公模板开干（新）</w:t>
+      </w:r>
     </w:p>
     <w:p>
       <w:pPr>
@@ -3345,6 +3360,123 @@
       </w:pPr>
       <w:r>
         <w:rPr>
+          <w:b/>
+          <w:bCs/>
+        </w:rPr>
+        <w:t xml:space="preserve">4.5 5 </w:t>
+      </w:r>
+      <w:r>
+        <w:rPr>
+          <w:rFonts w:hint="eastAsia"/>
+          <w:b/>
+          <w:bCs/>
+        </w:rPr>
+        <w:t xml:space="preserve">个办公模板开干（新页</w:t>
+      </w:r>
+      <w:r>
+        <w:rPr>
+          <w:b/>
+          <w:bCs/>
+        </w:rPr>
+        <w:t xml:space="preserve"> </w:t>
+      </w:r>
+      <w:r>
+        <w:rPr>
+          <w:rFonts w:hint="eastAsia"/>
+          <w:b/>
+          <w:bCs/>
+        </w:rPr>
+        <w:t xml:space="preserve">P24，现场练习）</w:t>
+      </w:r>
+      <w:r>
+        <w:rPr>
+          <w:rFonts w:hint="eastAsia"/>
+        </w:rPr>
+        <w:t xml:space="preserve">：周报</w:t>
+      </w:r>
+      <w:r>
+        <w:t xml:space="preserve"> 3 </w:t>
+      </w:r>
+      <w:r>
+        <w:rPr>
+          <w:rFonts w:hint="eastAsia"/>
+        </w:rPr>
+        <w:t xml:space="preserve">分钟初稿</w:t>
+      </w:r>
+      <w:r>
+        <w:t xml:space="preserve"> / </w:t>
+      </w:r>
+      <w:r>
+        <w:rPr>
+          <w:rFonts w:hint="eastAsia"/>
+        </w:rPr>
+        <w:t xml:space="preserve">纪要+待办</w:t>
+      </w:r>
+      <w:r>
+        <w:t xml:space="preserve"> / </w:t>
+      </w:r>
+      <w:r>
+        <w:rPr>
+          <w:rFonts w:hint="eastAsia"/>
+        </w:rPr>
+        <w:t xml:space="preserve">数据一页速读</w:t>
+      </w:r>
+      <w:r>
+        <w:t xml:space="preserve"> / </w:t>
+      </w:r>
+      <w:r>
+        <w:rPr>
+          <w:rFonts w:hint="eastAsia"/>
+        </w:rPr>
+        <w:t xml:space="preserve">邮件第一稿</w:t>
+      </w:r>
+      <w:r>
+        <w:t xml:space="preserve"> / </w:t>
+      </w:r>
+      <w:r>
+        <w:rPr>
+          <w:rFonts w:hint="eastAsia"/>
+        </w:rPr>
+        <w:t xml:space="preserve">立项一页纸——5</w:t>
+      </w:r>
+      <w:r>
+        <w:t xml:space="preserve"> </w:t>
+      </w:r>
+      <w:r>
+        <w:rPr>
+          <w:rFonts w:hint="eastAsia"/>
+        </w:rPr>
+        <w:t xml:space="preserve">个最主流场景的现成模板，现场挑一个换真实内容发一遍。收口：五要素+4</w:t>
+      </w:r>
+      <w:r>
+        <w:t xml:space="preserve"> </w:t>
+      </w:r>
+      <w:r>
+        <w:rPr>
+          <w:rFonts w:hint="eastAsia"/>
+        </w:rPr>
+        <w:t xml:space="preserve">招+5</w:t>
+      </w:r>
+      <w:r>
+        <w:t xml:space="preserve"> </w:t>
+      </w:r>
+      <w:r>
+        <w:rPr>
+          <w:rFonts w:hint="eastAsia"/>
+        </w:rPr>
+        <w:t xml:space="preserve">模板+验证四步全带得走。</w:t>
+      </w:r>
+    </w:p>
+    <w:p>
+      <w:pPr>
+        <w:pStyle w:val="Compact"/>
+        <w:numPr>
+          <w:ilvl w:val="0"/>
+          <w:numId w:val="1006"/>
+        </w:numPr>
+      </w:pPr>
+      <w:r>
+        <w:rPr>
           <w:rFonts w:hint="eastAsia"/>
           <w:b/>
           <w:bCs/>
@@ -3433,7 +3565,7 @@
           <w:b/>
           <w:bCs/>
         </w:rPr>
-        <w:t xml:space="preserve">PPT：P24</w:t>
+        <w:t xml:space="preserve">PPT：P25</w:t>
       </w:r>
       <w:r>
         <w:rPr>
@@ -3455,7 +3587,7 @@
           <w:b/>
           <w:bCs/>
         </w:rPr>
-        <w:t xml:space="preserve"> · P25 </w:t>
+        <w:t xml:space="preserve"> · P26 </w:t>
       </w:r>
       <w:r>
         <w:rPr>
@@ -3470,7 +3602,7 @@
           <w:b/>
           <w:bCs/>
         </w:rPr>
-        <w:t xml:space="preserve"> · P26 </w:t>
+        <w:t xml:space="preserve"> · P27 </w:t>
       </w:r>
       <w:r>
         <w:rPr>
@@ -3485,7 +3617,7 @@
           <w:b/>
           <w:bCs/>
         </w:rPr>
-        <w:t xml:space="preserve"> P27 </w:t>
+        <w:t xml:space="preserve"> P28 </w:t>
       </w:r>
       <w:r>
         <w:rPr>
@@ -3500,7 +3632,7 @@
           <w:b/>
           <w:bCs/>
         </w:rPr>
-        <w:t xml:space="preserve"> P28 </w:t>
+        <w:t xml:space="preserve"> P29 </w:t>
       </w:r>
       <w:r>
         <w:rPr>
@@ -3515,7 +3647,7 @@
           <w:b/>
           <w:bCs/>
         </w:rPr>
-        <w:t xml:space="preserve"> P30 </w:t>
+        <w:t xml:space="preserve"> P31 </w:t>
       </w:r>
       <w:r>
         <w:rPr>
@@ -3530,7 +3662,7 @@
           <w:b/>
           <w:bCs/>
         </w:rPr>
-        <w:t xml:space="preserve"> · P31 WorkBuddy </w:t>
+        <w:t xml:space="preserve"> · P32 WorkBuddy </w:t>
       </w:r>
       <w:r>
         <w:rPr>
@@ -3545,7 +3677,7 @@
           <w:b/>
           <w:bCs/>
         </w:rPr>
-        <w:t xml:space="preserve"> · P32 </w:t>
+        <w:t xml:space="preserve"> · P33 </w:t>
       </w:r>
       <w:r>
         <w:rPr>
@@ -3560,7 +3692,7 @@
           <w:b/>
           <w:bCs/>
         </w:rPr>
-        <w:t xml:space="preserve"> · P33 </w:t>
+        <w:t xml:space="preserve"> · P34 </w:t>
       </w:r>
       <w:r>
         <w:rPr>
@@ -3575,7 +3707,7 @@
           <w:b/>
           <w:bCs/>
         </w:rPr>
-        <w:t xml:space="preserve"> · P34 AI </w:t>
+        <w:t xml:space="preserve"> · P35 AI </w:t>
       </w:r>
       <w:r>
         <w:rPr>
@@ -3665,7 +3797,7 @@
         <w:rPr>
           <w:rFonts w:hint="eastAsia"/>
         </w:rPr>
-        <w:t xml:space="preserve">（P25）：对话助手</w:t>
+        <w:t xml:space="preserve">（P26）：对话助手</w:t>
       </w:r>
       <w:r>
         <w:t xml:space="preserve"> / </w:t>
@@ -3734,7 +3866,7 @@
           <w:b/>
           <w:bCs/>
         </w:rPr>
-        <w:t xml:space="preserve">国产五强（P26</w:t>
+        <w:t xml:space="preserve">国产五强（P27</w:t>
       </w:r>
       <w:r>
         <w:rPr>
@@ -4001,7 +4133,7 @@
           <w:b/>
           <w:bCs/>
         </w:rPr>
-        <w:t xml:space="preserve">P27）</w:t>
+        <w:t xml:space="preserve">P28）</w:t>
       </w:r>
       <w:r>
         <w:rPr>
@@ -4166,7 +4298,7 @@
           <w:b/>
           <w:bCs/>
         </w:rPr>
-        <w:t xml:space="preserve">P28）</w:t>
+        <w:t xml:space="preserve">P29）</w:t>
       </w:r>
       <w:r>
         <w:rPr>
@@ -4285,7 +4417,7 @@
         <w:rPr>
           <w:rFonts w:hint="eastAsia"/>
         </w:rPr>
-        <w:t xml:space="preserve">（P30）：注册/登录</w:t>
+        <w:t xml:space="preserve">（P31）：注册/登录</w:t>
       </w:r>
       <w:r>
         <w:t xml:space="preserve"> → </w:t>
@@ -4342,7 +4474,7 @@
         <w:rPr>
           <w:rFonts w:hint="eastAsia"/>
         </w:rPr>
-        <w:t xml:space="preserve">（P31）+</w:t>
+        <w:t xml:space="preserve">（P32）+</w:t>
       </w:r>
       <w:r>
         <w:t xml:space="preserve"> </w:t>
@@ -4366,7 +4498,7 @@
         <w:rPr>
           <w:rFonts w:hint="eastAsia"/>
         </w:rPr>
-        <w:t xml:space="preserve">（P32）：讲师逐字稿演示——派</w:t>
+        <w:t xml:space="preserve">（P33）：讲师逐字稿演示——派</w:t>
       </w:r>
       <w:r>
         <w:t xml:space="preserve"> AI </w:t>
@@ -4423,7 +4555,7 @@
         <w:rPr>
           <w:rFonts w:hint="eastAsia"/>
         </w:rPr>
-        <w:t xml:space="preserve">（P33）：客户隐私不贴</w:t>
+        <w:t xml:space="preserve">（P34）：客户隐私不贴</w:t>
       </w:r>
       <w:r>
         <w:t xml:space="preserve"> / </w:t>
@@ -4486,7 +4618,7 @@
         <w:rPr>
           <w:rFonts w:hint="eastAsia"/>
         </w:rPr>
-        <w:t xml:space="preserve">（P34）：图（海报/主图）、视频（口播/宣传片）、声音（配音/课程音频）——市场岗重点</w:t>
+        <w:t xml:space="preserve">（P35）：图（海报/主图）、视频（口播/宣传片）、声音（配音/课程音频）——市场岗重点</w:t>
       </w:r>
     </w:p>
     <w:p>
@@ -4527,7 +4659,7 @@
         <w:t xml:space="preserve">：只讲</w:t>
       </w:r>
       <w:r>
-        <w:t xml:space="preserve"> P25 </w:t>
+        <w:t xml:space="preserve"> P26 </w:t>
       </w:r>
       <w:r>
         <w:rPr>
@@ -4536,7 +4668,7 @@
         <w:t xml:space="preserve">全景</w:t>
       </w:r>
       <w:r>
-        <w:t xml:space="preserve"> + P26 </w:t>
+        <w:t xml:space="preserve"> + P27 </w:t>
       </w:r>
       <w:r>
         <w:rPr>
@@ -4554,7 +4686,7 @@
         <w:t xml:space="preserve">分钟</w:t>
       </w:r>
       <w:r>
-        <w:t xml:space="preserve"> + P28 </w:t>
+        <w:t xml:space="preserve"> + P29 </w:t>
       </w:r>
       <w:r>
         <w:rPr>
@@ -4572,7 +4704,7 @@
         <w:t xml:space="preserve">分钟</w:t>
       </w:r>
       <w:r>
-        <w:t xml:space="preserve"> + P30 </w:t>
+        <w:t xml:space="preserve"> + P31 </w:t>
       </w:r>
       <w:r>
         <w:rPr>
@@ -4581,7 +4713,7 @@
         <w:t xml:space="preserve">三步上手</w:t>
       </w:r>
       <w:r>
-        <w:t xml:space="preserve"> + P32 </w:t>
+        <w:t xml:space="preserve"> + P33 </w:t>
       </w:r>
       <w:r>
         <w:rPr>
@@ -4656,7 +4788,7 @@
           <w:b/>
           <w:bCs/>
         </w:rPr>
-        <w:t xml:space="preserve">PPT：P35</w:t>
+        <w:t xml:space="preserve">PPT：P36</w:t>
       </w:r>
       <w:r>
         <w:rPr>
@@ -4678,7 +4810,7 @@
           <w:b/>
           <w:bCs/>
         </w:rPr>
-        <w:t xml:space="preserve"> · P36 Agent · P37 Agent vs Copilot · P38 </w:t>
+        <w:t xml:space="preserve"> · P37 Agent · P38 Agent vs Copilot · P39 </w:t>
       </w:r>
       <w:r>
         <w:rPr>
@@ -4760,7 +4892,7 @@
         <w:rPr>
           <w:rFonts w:hint="eastAsia"/>
         </w:rPr>
-        <w:t xml:space="preserve">（P36）：不只问答，还能自己拆任务、调工具、一步步完成——</w:t>
+        <w:t xml:space="preserve">（P37）：不只问答，还能自己拆任务、调工具、一步步完成——</w:t>
       </w:r>
       <w:r>
         <w:rPr>
@@ -4853,7 +4985,7 @@
         <w:rPr>
           <w:rFonts w:hint="eastAsia"/>
         </w:rPr>
-        <w:t xml:space="preserve">（P37）：Copilot=你主导它辅助（副驾驶）；Agent=你派活它自己跑（司机）——企业先用副驾驶，再放司机</w:t>
+        <w:t xml:space="preserve">（P38）：Copilot=你主导它辅助（副驾驶）；Agent=你派活它自己跑（司机）——企业先用副驾驶，再放司机</w:t>
       </w:r>
     </w:p>
     <w:p>
@@ -4883,7 +5015,7 @@
         <w:rPr>
           <w:rFonts w:hint="eastAsia"/>
         </w:rPr>
-        <w:t xml:space="preserve">（P38）：把公司制度/产品资料/历史案例喂进知识库，AI</w:t>
+        <w:t xml:space="preserve">（P39）：把公司制度/产品资料/历史案例喂进知识库，AI</w:t>
       </w:r>
       <w:r>
         <w:t xml:space="preserve"> </w:t>
@@ -4933,13 +5065,13 @@
         <w:t xml:space="preserve">：只讲</w:t>
       </w:r>
       <w:r>
-        <w:t xml:space="preserve"> P36 </w:t>
-      </w:r>
-      <w:r>
-        <w:rPr>
-          <w:rFonts w:hint="eastAsia"/>
-        </w:rPr>
-        <w:t xml:space="preserve">的”派活”比喻，P37/P38</w:t>
+        <w:t xml:space="preserve"> P37 </w:t>
+      </w:r>
+      <w:r>
+        <w:rPr>
+          <w:rFonts w:hint="eastAsia"/>
+        </w:rPr>
+        <w:t xml:space="preserve">的”派活”比喻，P38/P39</w:t>
       </w:r>
       <w:r>
         <w:t xml:space="preserve"> </w:t>
@@ -5055,7 +5187,7 @@
           <w:b/>
           <w:bCs/>
         </w:rPr>
-        <w:t xml:space="preserve">PPT：P39</w:t>
+        <w:t xml:space="preserve">PPT：P40</w:t>
       </w:r>
       <w:r>
         <w:rPr>
@@ -5077,7 +5209,7 @@
           <w:b/>
           <w:bCs/>
         </w:rPr>
-        <w:t xml:space="preserve"> · P40 </w:t>
+        <w:t xml:space="preserve"> · P41 </w:t>
       </w:r>
       <w:r>
         <w:rPr>
@@ -5092,7 +5224,52 @@
           <w:b/>
           <w:bCs/>
         </w:rPr>
-        <w:t xml:space="preserve"> · P43 </w:t>
+        <w:t xml:space="preserve"> · P42 </w:t>
+      </w:r>
+      <w:r>
+        <w:rPr>
+          <w:rFonts w:hint="eastAsia"/>
+          <w:b/>
+          <w:bCs/>
+        </w:rPr>
+        <w:t xml:space="preserve">翻车案例（新）·</w:t>
+      </w:r>
+      <w:r>
+        <w:rPr>
+          <w:b/>
+          <w:bCs/>
+        </w:rPr>
+        <w:t xml:space="preserve"> P43 </w:t>
+      </w:r>
+      <w:r>
+        <w:rPr>
+          <w:rFonts w:hint="eastAsia"/>
+          <w:b/>
+          <w:bCs/>
+        </w:rPr>
+        <w:t xml:space="preserve">诈骗防身（新）·</w:t>
+      </w:r>
+      <w:r>
+        <w:rPr>
+          <w:b/>
+          <w:bCs/>
+        </w:rPr>
+        <w:t xml:space="preserve"> P44 </w:t>
+      </w:r>
+      <w:r>
+        <w:rPr>
+          <w:rFonts w:hint="eastAsia"/>
+          <w:b/>
+          <w:bCs/>
+        </w:rPr>
+        <w:t xml:space="preserve">验证四步（新）·</w:t>
+      </w:r>
+      <w:r>
+        <w:rPr>
+          <w:b/>
+          <w:bCs/>
+        </w:rPr>
+        <w:t xml:space="preserve"> P45 </w:t>
       </w:r>
       <w:r>
         <w:rPr>
@@ -5107,7 +5284,7 @@
           <w:b/>
           <w:bCs/>
         </w:rPr>
-        <w:t xml:space="preserve"> · P44 </w:t>
+        <w:t xml:space="preserve"> · P46 </w:t>
       </w:r>
       <w:r>
         <w:rPr>
@@ -5122,7 +5299,7 @@
           <w:b/>
           <w:bCs/>
         </w:rPr>
-        <w:t xml:space="preserve"> · P45 </w:t>
+        <w:t xml:space="preserve"> · P47 </w:t>
       </w:r>
       <w:r>
         <w:rPr>
@@ -5137,7 +5314,22 @@
           <w:b/>
           <w:bCs/>
         </w:rPr>
-        <w:t xml:space="preserve"> · P47 </w:t>
+        <w:t xml:space="preserve"> · P48 </w:t>
+      </w:r>
+      <w:r>
+        <w:rPr>
+          <w:rFonts w:hint="eastAsia"/>
+          <w:b/>
+          <w:bCs/>
+        </w:rPr>
+        <w:t xml:space="preserve">翻车演练（新）·</w:t>
+      </w:r>
+      <w:r>
+        <w:rPr>
+          <w:b/>
+          <w:bCs/>
+        </w:rPr>
+        <w:t xml:space="preserve"> P49 </w:t>
       </w:r>
       <w:r>
         <w:rPr>
@@ -5167,7 +5359,7 @@
           <w:b/>
           <w:bCs/>
         </w:rPr>
-        <w:t xml:space="preserve"> P48 9 </w:t>
+        <w:t xml:space="preserve"> P50 9 </w:t>
       </w:r>
       <w:r>
         <w:rPr>
@@ -5208,7 +5400,6 @@
     </w:p>
     <w:p>
       <w:pPr>
-        <w:pStyle w:val="Compact"/>
         <w:numPr>
           <w:ilvl w:val="0"/>
           <w:numId w:val="1011"/>
@@ -5233,7 +5424,7 @@
         <w:rPr>
           <w:rFonts w:hint="eastAsia"/>
         </w:rPr>
-        <w:t xml:space="preserve">（P40）：幻觉出错</w:t>
+        <w:t xml:space="preserve">（P41）：幻觉出错</w:t>
       </w:r>
       <w:r>
         <w:t xml:space="preserve"> / </w:t>
@@ -5265,7 +5456,6 @@
     </w:p>
     <w:p>
       <w:pPr>
-        <w:pStyle w:val="Compact"/>
         <w:numPr>
           <w:ilvl w:val="0"/>
           <w:numId w:val="1011"/>
@@ -5276,35 +5466,85 @@
           <w:b/>
           <w:bCs/>
         </w:rPr>
-        <w:t xml:space="preserve">7.2 </w:t>
-      </w:r>
-      <w:r>
-        <w:rPr>
-          <w:rFonts w:hint="eastAsia"/>
-          <w:b/>
-          <w:bCs/>
-        </w:rPr>
-        <w:t xml:space="preserve">数据红线与责任</w:t>
-      </w:r>
-      <w:r>
-        <w:rPr>
-          <w:rFonts w:hint="eastAsia"/>
-        </w:rPr>
-        <w:t xml:space="preserve">（P43）：谁使用、谁负责——AI</w:t>
-      </w:r>
-      <w:r>
-        <w:t xml:space="preserve"> </w:t>
-      </w:r>
-      <w:r>
-        <w:rPr>
-          <w:rFonts w:hint="eastAsia"/>
-        </w:rPr>
-        <w:t xml:space="preserve">产出的对外内容，签字的人负责</w:t>
-      </w:r>
-    </w:p>
-    <w:p>
-      <w:pPr>
-        <w:pStyle w:val="Compact"/>
+        <w:t xml:space="preserve">7.15 </w:t>
+      </w:r>
+      <w:r>
+        <w:rPr>
+          <w:rFonts w:hint="eastAsia"/>
+          <w:b/>
+          <w:bCs/>
+        </w:rPr>
+        <w:t xml:space="preserve">验证四步（新页</w:t>
+      </w:r>
+      <w:r>
+        <w:rPr>
+          <w:b/>
+          <w:bCs/>
+        </w:rPr>
+        <w:t xml:space="preserve"> </w:t>
+      </w:r>
+      <w:r>
+        <w:rPr>
+          <w:rFonts w:hint="eastAsia"/>
+          <w:b/>
+          <w:bCs/>
+        </w:rPr>
+        <w:t xml:space="preserve">P44）</w:t>
+      </w:r>
+      <w:r>
+        <w:rPr>
+          <w:rFonts w:hint="eastAsia"/>
+        </w:rPr>
+        <w:t xml:space="preserve">：AI</w:t>
+      </w:r>
+      <w:r>
+        <w:t xml:space="preserve"> </w:t>
+      </w:r>
+      <w:r>
+        <w:rPr>
+          <w:rFonts w:hint="eastAsia"/>
+        </w:rPr>
+        <w:t xml:space="preserve">输出四步核查——查数据（编的数字/日期/引用，删掉或标出）→</w:t>
+      </w:r>
+      <w:r>
+        <w:t xml:space="preserve"> </w:t>
+      </w:r>
+      <w:r>
+        <w:rPr>
+          <w:rFonts w:hint="eastAsia"/>
+        </w:rPr>
+        <w:t xml:space="preserve">查关键（结论/金额/名字核一遍）→</w:t>
+      </w:r>
+      <w:r>
+        <w:t xml:space="preserve"> </w:t>
+      </w:r>
+      <w:r>
+        <w:rPr>
+          <w:rFonts w:hint="eastAsia"/>
+        </w:rPr>
+        <w:t xml:space="preserve">交叉（搜索/文件/同事，一个来源不算数）→</w:t>
+      </w:r>
+      <w:r>
+        <w:t xml:space="preserve"> </w:t>
+      </w:r>
+      <w:r>
+        <w:rPr>
+          <w:rFonts w:hint="eastAsia"/>
+        </w:rPr>
+        <w:t xml:space="preserve">标注（「AI</w:t>
+      </w:r>
+      <w:r>
+        <w:t xml:space="preserve"> </w:t>
+      </w:r>
+      <w:r>
+        <w:rPr>
+          <w:rFonts w:hint="eastAsia"/>
+        </w:rPr>
+        <w:t xml:space="preserve">初稿·待核实」，谁的稿子谁负责）。口诀：查过的再发，没查过的不出口。</w:t>
+      </w:r>
+    </w:p>
+    <w:p>
+      <w:pPr>
         <w:numPr>
           <w:ilvl w:val="0"/>
           <w:numId w:val="1011"/>
@@ -5315,33 +5555,34 @@
           <w:b/>
           <w:bCs/>
         </w:rPr>
-        <w:t xml:space="preserve">7.3 </w:t>
-      </w:r>
-      <w:r>
-        <w:rPr>
-          <w:rFonts w:hint="eastAsia"/>
-          <w:b/>
-          <w:bCs/>
-        </w:rPr>
-        <w:t xml:space="preserve">什么数据能喂给</w:t>
-      </w:r>
-      <w:r>
-        <w:rPr>
-          <w:b/>
-          <w:bCs/>
-        </w:rPr>
-        <w:t xml:space="preserve"> AI</w:t>
-      </w:r>
-      <w:r>
-        <w:rPr>
-          <w:rFonts w:hint="eastAsia"/>
-        </w:rPr>
-        <w:t xml:space="preserve">（P44）：绿区（公开资料/自己写的草稿）放心喂；黄区（内部流程/客户名单脱敏）谨慎；红区（个人隐私/财务/合同原文）不喂</w:t>
-      </w:r>
-    </w:p>
-    <w:p>
-      <w:pPr>
-        <w:pStyle w:val="Compact"/>
+        <w:t xml:space="preserve">7.2 </w:t>
+      </w:r>
+      <w:r>
+        <w:rPr>
+          <w:rFonts w:hint="eastAsia"/>
+          <w:b/>
+          <w:bCs/>
+        </w:rPr>
+        <w:t xml:space="preserve">数据红线与责任</w:t>
+      </w:r>
+      <w:r>
+        <w:rPr>
+          <w:rFonts w:hint="eastAsia"/>
+        </w:rPr>
+        <w:t xml:space="preserve">（P45）：谁使用、谁负责——AI</w:t>
+      </w:r>
+      <w:r>
+        <w:t xml:space="preserve"> </w:t>
+      </w:r>
+      <w:r>
+        <w:rPr>
+          <w:rFonts w:hint="eastAsia"/>
+        </w:rPr>
+        <w:t xml:space="preserve">产出的对外内容，签字的人负责</w:t>
+      </w:r>
+    </w:p>
+    <w:p>
+      <w:pPr>
         <w:numPr>
           <w:ilvl w:val="0"/>
           <w:numId w:val="1011"/>
@@ -5352,62 +5593,32 @@
           <w:b/>
           <w:bCs/>
         </w:rPr>
-        <w:t xml:space="preserve">7.4 AI </w:t>
-      </w:r>
-      <w:r>
-        <w:rPr>
-          <w:rFonts w:hint="eastAsia"/>
-          <w:b/>
-          <w:bCs/>
-        </w:rPr>
-        <w:t xml:space="preserve">惹了祸：应对三步</w:t>
-      </w:r>
-      <w:r>
-        <w:rPr>
-          <w:rFonts w:hint="eastAsia"/>
-        </w:rPr>
-        <w:t xml:space="preserve">（P45）：停（立即停止使用）→</w:t>
-      </w:r>
-      <w:r>
-        <w:t xml:space="preserve"> </w:t>
-      </w:r>
-      <w:r>
-        <w:rPr>
-          <w:rFonts w:hint="eastAsia"/>
-        </w:rPr>
-        <w:t xml:space="preserve">报（当天报</w:t>
-      </w:r>
-      <w:r>
-        <w:t xml:space="preserve"> </w:t>
-      </w:r>
-      <w:r>
-        <w:rPr>
-          <w:rFonts w:hint="eastAsia"/>
-        </w:rPr>
-        <w:t xml:space="preserve">IT/合规）→</w:t>
-      </w:r>
-      <w:r>
-        <w:t xml:space="preserve"> </w:t>
-      </w:r>
-      <w:r>
-        <w:rPr>
-          <w:rFonts w:hint="eastAsia"/>
-        </w:rPr>
-        <w:t xml:space="preserve">查（查影响面、留证据）+</w:t>
-      </w:r>
-      <w:r>
-        <w:t xml:space="preserve"> </w:t>
-      </w:r>
-      <w:r>
-        <w:rPr>
-          <w:rFonts w:hint="eastAsia"/>
-        </w:rPr>
-        <w:t xml:space="preserve">预防五条</w:t>
-      </w:r>
-    </w:p>
-    <w:p>
-      <w:pPr>
-        <w:pStyle w:val="Compact"/>
+        <w:t xml:space="preserve">7.3 </w:t>
+      </w:r>
+      <w:r>
+        <w:rPr>
+          <w:rFonts w:hint="eastAsia"/>
+          <w:b/>
+          <w:bCs/>
+        </w:rPr>
+        <w:t xml:space="preserve">什么数据能喂给</w:t>
+      </w:r>
+      <w:r>
+        <w:rPr>
+          <w:b/>
+          <w:bCs/>
+        </w:rPr>
+        <w:t xml:space="preserve"> AI</w:t>
+      </w:r>
+      <w:r>
+        <w:rPr>
+          <w:rFonts w:hint="eastAsia"/>
+        </w:rPr>
+        <w:t xml:space="preserve">（P46）：绿区（公开资料/自己写的草稿）放心喂；黄区（内部流程/客户名单脱敏）谨慎；红区（个人隐私/财务/合同原文）不喂</w:t>
+      </w:r>
+    </w:p>
+    <w:p>
+      <w:pPr>
         <w:numPr>
           <w:ilvl w:val="0"/>
           <w:numId w:val="1011"/>
@@ -5418,6 +5629,71 @@
           <w:b/>
           <w:bCs/>
         </w:rPr>
+        <w:t xml:space="preserve">7.4 AI </w:t>
+      </w:r>
+      <w:r>
+        <w:rPr>
+          <w:rFonts w:hint="eastAsia"/>
+          <w:b/>
+          <w:bCs/>
+        </w:rPr>
+        <w:t xml:space="preserve">惹了祸：应对三步</w:t>
+      </w:r>
+      <w:r>
+        <w:rPr>
+          <w:rFonts w:hint="eastAsia"/>
+        </w:rPr>
+        <w:t xml:space="preserve">（P47）：停（立即停止使用）→</w:t>
+      </w:r>
+      <w:r>
+        <w:t xml:space="preserve"> </w:t>
+      </w:r>
+      <w:r>
+        <w:rPr>
+          <w:rFonts w:hint="eastAsia"/>
+        </w:rPr>
+        <w:t xml:space="preserve">报（当天报</w:t>
+      </w:r>
+      <w:r>
+        <w:t xml:space="preserve"> </w:t>
+      </w:r>
+      <w:r>
+        <w:rPr>
+          <w:rFonts w:hint="eastAsia"/>
+        </w:rPr>
+        <w:t xml:space="preserve">IT/合规）→</w:t>
+      </w:r>
+      <w:r>
+        <w:t xml:space="preserve"> </w:t>
+      </w:r>
+      <w:r>
+        <w:rPr>
+          <w:rFonts w:hint="eastAsia"/>
+        </w:rPr>
+        <w:t xml:space="preserve">查（查影响面、留证据）+</w:t>
+      </w:r>
+      <w:r>
+        <w:t xml:space="preserve"> </w:t>
+      </w:r>
+      <w:r>
+        <w:rPr>
+          <w:rFonts w:hint="eastAsia"/>
+        </w:rPr>
+        <w:t xml:space="preserve">预防五条</w:t>
+      </w:r>
+    </w:p>
+    <w:p>
+      <w:pPr>
+        <w:numPr>
+          <w:ilvl w:val="0"/>
+          <w:numId w:val="1011"/>
+        </w:numPr>
+      </w:pPr>
+      <w:r>
+        <w:rPr>
+          <w:b/>
+          <w:bCs/>
+        </w:rPr>
         <w:t xml:space="preserve">7.5 </w:t>
       </w:r>
       <w:r>
@@ -5456,7 +5732,7 @@
           <w:b/>
           <w:bCs/>
         </w:rPr>
-        <w:t xml:space="preserve">P47）</w:t>
+        <w:t xml:space="preserve">P49）</w:t>
       </w:r>
       <w:r>
         <w:rPr>
@@ -5686,7 +5962,6 @@
     </w:p>
     <w:p>
       <w:pPr>
-        <w:pStyle w:val="Compact"/>
         <w:numPr>
           <w:ilvl w:val="0"/>
           <w:numId w:val="1011"/>
@@ -5726,7 +6001,7 @@
         <w:rPr>
           <w:rFonts w:hint="eastAsia"/>
         </w:rPr>
-        <w:t xml:space="preserve">（P48）：9</w:t>
+        <w:t xml:space="preserve">（P50）：9</w:t>
       </w:r>
       <w:r>
         <w:t xml:space="preserve"> </w:t>
@@ -5749,7 +6024,6 @@
     </w:p>
     <w:p>
       <w:pPr>
-        <w:pStyle w:val="Compact"/>
         <w:numPr>
           <w:ilvl w:val="0"/>
           <w:numId w:val="1011"/>
@@ -5832,7 +6106,7 @@
       </w:r>
     </w:p>
     <w:bookmarkEnd w:id="16"/>
-    <w:bookmarkStart w:id="17" w:name="收尾ai-不是来取代你的p49"/>
+    <w:bookmarkStart w:id="17" w:name="收尾ai-不是来取代你的p51"/>
     <w:p>
       <w:pPr>
         <w:pStyle w:val="Heading2"/>
@@ -5850,7 +6124,7 @@
         <w:rPr>
           <w:rFonts w:hint="eastAsia"/>
         </w:rPr>
-        <w:t xml:space="preserve">不是来取代你的（P49）</w:t>
+        <w:t xml:space="preserve">不是来取代你的（P51）</w:t>
       </w:r>
     </w:p>
     <w:p>
@@ -5936,7 +6210,7 @@
       </w:r>
     </w:p>
     <w:bookmarkEnd w:id="17"/>
-    <w:bookmarkStart w:id="18" w:name="三档课表49-页版"/>
+    <w:bookmarkStart w:id="18" w:name="三档课表51-页版"/>
     <w:p>
       <w:pPr>
         <w:pStyle w:val="Heading2"/>
@@ -5945,7 +6219,7 @@
         <w:rPr>
           <w:rFonts w:hint="eastAsia"/>
         </w:rPr>
-        <w:t xml:space="preserve">三档课表（49</w:t>
+        <w:t xml:space="preserve">三档课表（51</w:t>
       </w:r>
       <w:r>
         <w:t xml:space="preserve"> </w:t>
@@ -7783,7 +8057,7 @@
         <w:rPr>
           <w:rFonts w:hint="eastAsia"/>
         </w:rPr>
-        <w:t xml:space="preserve">配套《通用基础_PPT1_v3.pptx》49</w:t>
+        <w:t xml:space="preserve">配套《通用基础_PPT1_v3.pptx》51</w:t>
       </w:r>
       <w:r>
         <w:t xml:space="preserve"> </w:t>

--- a/企业AI培训_交付包/初级课程_完整交付包/02_课程大纲/通用基础_大纲_PPT1_企业版.docx
+++ b/企业AI培训_交付包/初级课程_完整交付包/02_课程大纲/通用基础_大纲_PPT1_企业版.docx
@@ -145,7 +145,7 @@
           <w:b/>
           <w:bCs/>
         </w:rPr>
-        <w:t xml:space="preserve">PPT 51 </w:t>
+        <w:t xml:space="preserve">PPT 52 </w:t>
       </w:r>
       <w:r>
         <w:rPr>
@@ -296,7 +296,7 @@
         <w:rPr>
           <w:rFonts w:hint="eastAsia"/>
         </w:rPr>
-        <w:t xml:space="preserve">——以《通用基础_PPT1_v3.pptx》（51</w:t>
+        <w:t xml:space="preserve">——以《通用基础_PPT1_v3.pptx》（52</w:t>
       </w:r>
       <w:r>
         <w:t xml:space="preserve"> </w:t>
@@ -380,7 +380,7 @@
           <w:b/>
           <w:bCs/>
         </w:rPr>
-        <w:t xml:space="preserve">页：P30「AI</w:t>
+        <w:t xml:space="preserve">页：P31「AI</w:t>
       </w:r>
       <w:r>
         <w:rPr>
@@ -402,7 +402,7 @@
           <w:b/>
           <w:bCs/>
         </w:rPr>
-        <w:t xml:space="preserve"> P42「3 </w:t>
+        <w:t xml:space="preserve"> P43「3 </w:t>
       </w:r>
       <w:r>
         <w:rPr>
@@ -425,7 +425,7 @@
           <w:b/>
           <w:bCs/>
         </w:rPr>
-        <w:t xml:space="preserve">P48「翻车演练」（5</w:t>
+        <w:t xml:space="preserve">P49「翻车演练」（5</w:t>
       </w:r>
       <w:r>
         <w:rPr>
@@ -467,16 +467,16 @@
         <w:rPr>
           <w:rFonts w:hint="eastAsia"/>
         </w:rPr>
-        <w:t xml:space="preserve">页：P16「参数五档」、P17「MoE</w:t>
-      </w:r>
-      <w:r>
-        <w:t xml:space="preserve"> </w:t>
-      </w:r>
-      <w:r>
-        <w:rPr>
-          <w:rFonts w:hint="eastAsia"/>
-        </w:rPr>
-        <w:t xml:space="preserve">混合专家」、P23「提示词进阶</w:t>
+        <w:t xml:space="preserve">页：P17「参数五档」、P18「MoE</w:t>
+      </w:r>
+      <w:r>
+        <w:t xml:space="preserve"> </w:t>
+      </w:r>
+      <w:r>
+        <w:rPr>
+          <w:rFonts w:hint="eastAsia"/>
+        </w:rPr>
+        <w:t xml:space="preserve">混合专家」、P24「提示词进阶</w:t>
       </w:r>
       <w:r>
         <w:t xml:space="preserve"> 4 </w:t>
@@ -485,16 +485,16 @@
         <w:rPr>
           <w:rFonts w:hint="eastAsia"/>
         </w:rPr>
-        <w:t xml:space="preserve">招」、P28「国外标杆速览」、P29「AI</w:t>
-      </w:r>
-      <w:r>
-        <w:t xml:space="preserve"> </w:t>
-      </w:r>
-      <w:r>
-        <w:rPr>
-          <w:rFonts w:hint="eastAsia"/>
-        </w:rPr>
-        <w:t xml:space="preserve">到底花多少钱」、P49「落地</w:t>
+        <w:t xml:space="preserve">招」、P29「国外标杆速览」、P30「AI</w:t>
+      </w:r>
+      <w:r>
+        <w:t xml:space="preserve"> </w:t>
+      </w:r>
+      <w:r>
+        <w:rPr>
+          <w:rFonts w:hint="eastAsia"/>
+        </w:rPr>
+        <w:t xml:space="preserve">到底花多少钱」、P50「落地</w:t>
       </w:r>
       <w:r>
         <w:t xml:space="preserve"> 90 </w:t>
@@ -509,7 +509,7 @@
         <w:t xml:space="preserve"> </w:t>
       </w:r>
       <w:r>
-        <w:t xml:space="preserve">- P27 </w:t>
+        <w:t xml:space="preserve">- P28 </w:t>
       </w:r>
       <w:r>
         <w:rPr>
@@ -1620,6 +1620,36 @@
           <w:b/>
           <w:bCs/>
         </w:rPr>
+        <w:t xml:space="preserve">理解大模型</w:t>
+      </w:r>
+      <w:r>
+        <w:rPr>
+          <w:b/>
+          <w:bCs/>
+        </w:rPr>
+        <w:t xml:space="preserve"> 5 </w:t>
+      </w:r>
+      <w:r>
+        <w:rPr>
+          <w:rFonts w:hint="eastAsia"/>
+          <w:b/>
+          <w:bCs/>
+        </w:rPr>
+        <w:t xml:space="preserve">步从浅到深（新）</w:t>
+      </w:r>
+      <w:r>
+        <w:rPr>
+          <w:b/>
+          <w:bCs/>
+        </w:rPr>
+        <w:t xml:space="preserve"> · P12 </w:t>
+      </w:r>
+      <w:r>
+        <w:rPr>
+          <w:rFonts w:hint="eastAsia"/>
+          <w:b/>
+          <w:bCs/>
+        </w:rPr>
         <w:t xml:space="preserve">擅长/不擅长</w:t>
       </w:r>
     </w:p>
@@ -1859,13 +1889,124 @@
           <w:b/>
           <w:bCs/>
         </w:rPr>
-        <w:t xml:space="preserve">它擅长什么、不擅长什么</w:t>
-      </w:r>
-      <w:r>
-        <w:rPr>
-          <w:rFonts w:hint="eastAsia"/>
-        </w:rPr>
-        <w:t xml:space="preserve">（P11）：擅长=语言/模式/初稿/批量；不擅长=精确计算/实时事实/责任承担/你的公司机密</w:t>
+        <w:t xml:space="preserve">理解大模型：5</w:t>
+      </w:r>
+      <w:r>
+        <w:rPr>
+          <w:b/>
+          <w:bCs/>
+        </w:rPr>
+        <w:t xml:space="preserve"> </w:t>
+      </w:r>
+      <w:r>
+        <w:rPr>
+          <w:rFonts w:hint="eastAsia"/>
+          <w:b/>
+          <w:bCs/>
+        </w:rPr>
+        <w:t xml:space="preserve">步从浅到深（新页</w:t>
+      </w:r>
+      <w:r>
+        <w:rPr>
+          <w:b/>
+          <w:bCs/>
+        </w:rPr>
+        <w:t xml:space="preserve"> </w:t>
+      </w:r>
+      <w:r>
+        <w:rPr>
+          <w:rFonts w:hint="eastAsia"/>
+          <w:b/>
+          <w:bCs/>
+        </w:rPr>
+        <w:t xml:space="preserve">P11，纯小白视角）</w:t>
+      </w:r>
+      <w:r>
+        <w:rPr>
+          <w:rFonts w:hint="eastAsia"/>
+        </w:rPr>
+        <w:t xml:space="preserve">：会接话（超级接话员）→</w:t>
+      </w:r>
+      <w:r>
+        <w:t xml:space="preserve"> </w:t>
+      </w:r>
+      <w:r>
+        <w:rPr>
+          <w:rFonts w:hint="eastAsia"/>
+        </w:rPr>
+        <w:t xml:space="preserve">怎么学会的（读了几万亿字）→</w:t>
+      </w:r>
+      <w:r>
+        <w:t xml:space="preserve"> </w:t>
+      </w:r>
+      <w:r>
+        <w:rPr>
+          <w:rFonts w:hint="eastAsia"/>
+        </w:rPr>
+        <w:t xml:space="preserve">为什么胡说（只会猜下一个词=幻觉）→</w:t>
+      </w:r>
+      <w:r>
+        <w:t xml:space="preserve"> </w:t>
+      </w:r>
+      <w:r>
+        <w:rPr>
+          <w:rFonts w:hint="eastAsia"/>
+        </w:rPr>
+        <w:t xml:space="preserve">怎么变聪明（喂资料</w:t>
+      </w:r>
+      <w:r>
+        <w:t xml:space="preserve"> </w:t>
+      </w:r>
+      <w:r>
+        <w:rPr>
+          <w:rFonts w:hint="eastAsia"/>
+        </w:rPr>
+        <w:t xml:space="preserve">RAG、派任务</w:t>
+      </w:r>
+      <w:r>
+        <w:t xml:space="preserve"> </w:t>
+      </w:r>
+      <w:r>
+        <w:rPr>
+          <w:rFonts w:hint="eastAsia"/>
+        </w:rPr>
+        <w:t xml:space="preserve">Agent）→</w:t>
+      </w:r>
+      <w:r>
+        <w:t xml:space="preserve"> </w:t>
+      </w:r>
+      <w:r>
+        <w:rPr>
+          <w:rFonts w:hint="eastAsia"/>
+        </w:rPr>
+        <w:t xml:space="preserve">现在到哪儿了（2026</w:t>
+      </w:r>
+      <w:r>
+        <w:t xml:space="preserve"> </w:t>
+      </w:r>
+      <w:r>
+        <w:rPr>
+          <w:rFonts w:hint="eastAsia"/>
+        </w:rPr>
+        <w:t xml:space="preserve">会看图听声、能自己干活，兜底靠人）。这</w:t>
+      </w:r>
+      <w:r>
+        <w:t xml:space="preserve"> 5 </w:t>
+      </w:r>
+      <w:r>
+        <w:rPr>
+          <w:rFonts w:hint="eastAsia"/>
+        </w:rPr>
+        <w:t xml:space="preserve">步就是前</w:t>
+      </w:r>
+      <w:r>
+        <w:t xml:space="preserve"> 4 </w:t>
+      </w:r>
+      <w:r>
+        <w:rPr>
+          <w:rFonts w:hint="eastAsia"/>
+        </w:rPr>
+        <w:t xml:space="preserve">章的骨架。</w:t>
       </w:r>
     </w:p>
     <w:p>
@@ -1878,6 +2019,36 @@
       </w:pPr>
       <w:r>
         <w:rPr>
+          <w:b/>
+          <w:bCs/>
+        </w:rPr>
+        <w:t xml:space="preserve">2.6 </w:t>
+      </w:r>
+      <w:r>
+        <w:rPr>
+          <w:rFonts w:hint="eastAsia"/>
+          <w:b/>
+          <w:bCs/>
+        </w:rPr>
+        <w:t xml:space="preserve">它擅长什么、不擅长什么</w:t>
+      </w:r>
+      <w:r>
+        <w:rPr>
+          <w:rFonts w:hint="eastAsia"/>
+        </w:rPr>
+        <w:t xml:space="preserve">（P12）：擅长=语言/模式/初稿/批量；不擅长=精确计算/实时事实/责任承担/你的公司机密</w:t>
+      </w:r>
+    </w:p>
+    <w:p>
+      <w:pPr>
+        <w:pStyle w:val="Compact"/>
+        <w:numPr>
+          <w:ilvl w:val="0"/>
+          <w:numId w:val="1004"/>
+        </w:numPr>
+      </w:pPr>
+      <w:r>
+        <w:rPr>
           <w:rFonts w:hint="eastAsia"/>
           <w:b/>
           <w:bCs/>
@@ -1984,7 +2155,7 @@
           <w:b/>
           <w:bCs/>
         </w:rPr>
-        <w:t xml:space="preserve">PPT：P12</w:t>
+        <w:t xml:space="preserve">PPT：P13</w:t>
       </w:r>
       <w:r>
         <w:rPr>
@@ -2006,7 +2177,7 @@
           <w:b/>
           <w:bCs/>
         </w:rPr>
-        <w:t xml:space="preserve"> · P13 </w:t>
+        <w:t xml:space="preserve"> · P14 </w:t>
       </w:r>
       <w:r>
         <w:rPr>
@@ -2021,7 +2192,7 @@
           <w:b/>
           <w:bCs/>
         </w:rPr>
-        <w:t xml:space="preserve"> · P14 </w:t>
+        <w:t xml:space="preserve"> · P15 </w:t>
       </w:r>
       <w:r>
         <w:rPr>
@@ -2036,7 +2207,7 @@
           <w:b/>
           <w:bCs/>
         </w:rPr>
-        <w:t xml:space="preserve"> · P15 </w:t>
+        <w:t xml:space="preserve"> · P16 </w:t>
       </w:r>
       <w:r>
         <w:rPr>
@@ -2051,7 +2222,7 @@
           <w:b/>
           <w:bCs/>
         </w:rPr>
-        <w:t xml:space="preserve"> · P16 </w:t>
+        <w:t xml:space="preserve"> · P17 </w:t>
       </w:r>
       <w:r>
         <w:rPr>
@@ -2066,7 +2237,7 @@
           <w:b/>
           <w:bCs/>
         </w:rPr>
-        <w:t xml:space="preserve"> P17 </w:t>
+        <w:t xml:space="preserve"> P18 </w:t>
       </w:r>
       <w:r>
         <w:rPr>
@@ -2081,7 +2252,7 @@
           <w:b/>
           <w:bCs/>
         </w:rPr>
-        <w:t xml:space="preserve"> P18 </w:t>
+        <w:t xml:space="preserve"> P19 </w:t>
       </w:r>
       <w:r>
         <w:rPr>
@@ -2153,7 +2324,7 @@
         <w:rPr>
           <w:rFonts w:hint="eastAsia"/>
         </w:rPr>
-        <w:t xml:space="preserve">（P13）：本质是”预测下一个字”，接话接到</w:t>
+        <w:t xml:space="preserve">（P14）：本质是”预测下一个字”，接话接到</w:t>
       </w:r>
       <w:r>
         <w:t xml:space="preserve"> 1000 </w:t>
@@ -2192,7 +2363,7 @@
         <w:rPr>
           <w:rFonts w:hint="eastAsia"/>
         </w:rPr>
-        <w:t xml:space="preserve">（P14）：搜索引擎=去仓库找现成的；大模型=现写的。所以答案可能”通顺但是编的”</w:t>
+        <w:t xml:space="preserve">（P15）：搜索引擎=去仓库找现成的；大模型=现写的。所以答案可能”通顺但是编的”</w:t>
       </w:r>
     </w:p>
     <w:p>
@@ -2222,7 +2393,7 @@
         <w:rPr>
           <w:rFonts w:hint="eastAsia"/>
         </w:rPr>
-        <w:t xml:space="preserve">（P15）：窗口=一次性能记住多少（已到百万字级，Gemini</w:t>
+        <w:t xml:space="preserve">（P16）：窗口=一次性能记住多少（已到百万字级，Gemini</w:t>
       </w:r>
       <w:r>
         <w:t xml:space="preserve"> 3 </w:t>
@@ -2293,7 +2464,7 @@
           <w:b/>
           <w:bCs/>
         </w:rPr>
-        <w:t xml:space="preserve">P16）</w:t>
+        <w:t xml:space="preserve">P17）</w:t>
       </w:r>
       <w:r>
         <w:rPr>
@@ -2434,7 +2605,7 @@
           <w:b/>
           <w:bCs/>
         </w:rPr>
-        <w:t xml:space="preserve">P17）</w:t>
+        <w:t xml:space="preserve">P18）</w:t>
       </w:r>
       <w:r>
         <w:rPr>
@@ -2497,7 +2668,7 @@
         <w:rPr>
           <w:rFonts w:hint="eastAsia"/>
         </w:rPr>
-        <w:t xml:space="preserve">（P18）：多模态——一张照片、一段录音、一份</w:t>
+        <w:t xml:space="preserve">（P19）：多模态——一张照片、一段录音、一份</w:t>
       </w:r>
       <w:r>
         <w:t xml:space="preserve"> PDF </w:t>
@@ -2547,7 +2718,7 @@
         <w:t xml:space="preserve">：只讲</w:t>
       </w:r>
       <w:r>
-        <w:t xml:space="preserve"> P13 </w:t>
+        <w:t xml:space="preserve"> P14 </w:t>
       </w:r>
       <w:r>
         <w:rPr>
@@ -2556,13 +2727,13 @@
         <w:t xml:space="preserve">接话</w:t>
       </w:r>
       <w:r>
-        <w:t xml:space="preserve"> + P15 </w:t>
-      </w:r>
-      <w:r>
-        <w:rPr>
-          <w:rFonts w:hint="eastAsia"/>
-        </w:rPr>
-        <w:t xml:space="preserve">幻觉，P16/P17</w:t>
+        <w:t xml:space="preserve"> + P16 </w:t>
+      </w:r>
+      <w:r>
+        <w:rPr>
+          <w:rFonts w:hint="eastAsia"/>
+        </w:rPr>
+        <w:t xml:space="preserve">幻觉，P17/P18</w:t>
       </w:r>
       <w:r>
         <w:t xml:space="preserve"> </w:t>
@@ -2580,7 +2751,7 @@
         <w:rPr>
           <w:rFonts w:hint="eastAsia"/>
         </w:rPr>
-        <w:t xml:space="preserve">分钟带过，P18</w:t>
+        <w:t xml:space="preserve">分钟带过，P19</w:t>
       </w:r>
       <w:r>
         <w:t xml:space="preserve"> </w:t>
@@ -2699,7 +2870,7 @@
           <w:b/>
           <w:bCs/>
         </w:rPr>
-        <w:t xml:space="preserve">PPT：P19</w:t>
+        <w:t xml:space="preserve">PPT：P20</w:t>
       </w:r>
       <w:r>
         <w:rPr>
@@ -2721,7 +2892,7 @@
           <w:b/>
           <w:bCs/>
         </w:rPr>
-        <w:t xml:space="preserve"> · P20 </w:t>
+        <w:t xml:space="preserve"> · P21 </w:t>
       </w:r>
       <w:r>
         <w:rPr>
@@ -2736,7 +2907,7 @@
           <w:b/>
           <w:bCs/>
         </w:rPr>
-        <w:t xml:space="preserve"> · P21 </w:t>
+        <w:t xml:space="preserve"> · P22 </w:t>
       </w:r>
       <w:r>
         <w:rPr>
@@ -2751,7 +2922,7 @@
           <w:b/>
           <w:bCs/>
         </w:rPr>
-        <w:t xml:space="preserve"> · P22 </w:t>
+        <w:t xml:space="preserve"> · P23 </w:t>
       </w:r>
       <w:r>
         <w:rPr>
@@ -2766,7 +2937,7 @@
           <w:b/>
           <w:bCs/>
         </w:rPr>
-        <w:t xml:space="preserve"> · P23 </w:t>
+        <w:t xml:space="preserve"> · P24 </w:t>
       </w:r>
       <w:r>
         <w:rPr>
@@ -2796,7 +2967,7 @@
           <w:b/>
           <w:bCs/>
         </w:rPr>
-        <w:t xml:space="preserve"> · P24 5 </w:t>
+        <w:t xml:space="preserve"> · P25 5 </w:t>
       </w:r>
       <w:r>
         <w:rPr>
@@ -2871,7 +3042,7 @@
         <w:rPr>
           <w:rFonts w:hint="eastAsia"/>
         </w:rPr>
-        <w:t xml:space="preserve">（P20）：角色</w:t>
+        <w:t xml:space="preserve">（P21）：角色</w:t>
       </w:r>
       <w:r>
         <w:t xml:space="preserve"> · </w:t>
@@ -2961,7 +3132,7 @@
         <w:rPr>
           <w:rFonts w:hint="eastAsia"/>
         </w:rPr>
-        <w:t xml:space="preserve">（P21）：给企业五岗位各</w:t>
+        <w:t xml:space="preserve">（P22）：给企业五岗位各</w:t>
       </w:r>
       <w:r>
         <w:t xml:space="preserve"> 1 </w:t>
@@ -3015,7 +3186,7 @@
         <w:rPr>
           <w:rFonts w:hint="eastAsia"/>
         </w:rPr>
-        <w:t xml:space="preserve">（P22）：第一版不满意很正常——V1</w:t>
+        <w:t xml:space="preserve">（P23）：第一版不满意很正常——V1</w:t>
       </w:r>
       <w:r>
         <w:t xml:space="preserve"> </w:t>
@@ -3111,7 +3282,7 @@
           <w:b/>
           <w:bCs/>
         </w:rPr>
-        <w:t xml:space="preserve">P23）</w:t>
+        <w:t xml:space="preserve">P24）</w:t>
       </w:r>
       <w:r>
         <w:rPr>
@@ -3386,7 +3557,7 @@
           <w:b/>
           <w:bCs/>
         </w:rPr>
-        <w:t xml:space="preserve">P24，现场练习）</w:t>
+        <w:t xml:space="preserve">P25，现场练习）</w:t>
       </w:r>
       <w:r>
         <w:rPr>
@@ -3565,7 +3736,7 @@
           <w:b/>
           <w:bCs/>
         </w:rPr>
-        <w:t xml:space="preserve">PPT：P25</w:t>
+        <w:t xml:space="preserve">PPT：P26</w:t>
       </w:r>
       <w:r>
         <w:rPr>
@@ -3587,7 +3758,7 @@
           <w:b/>
           <w:bCs/>
         </w:rPr>
-        <w:t xml:space="preserve"> · P26 </w:t>
+        <w:t xml:space="preserve"> · P27 </w:t>
       </w:r>
       <w:r>
         <w:rPr>
@@ -3602,7 +3773,7 @@
           <w:b/>
           <w:bCs/>
         </w:rPr>
-        <w:t xml:space="preserve"> · P27 </w:t>
+        <w:t xml:space="preserve"> · P28 </w:t>
       </w:r>
       <w:r>
         <w:rPr>
@@ -3617,7 +3788,7 @@
           <w:b/>
           <w:bCs/>
         </w:rPr>
-        <w:t xml:space="preserve"> P28 </w:t>
+        <w:t xml:space="preserve"> P29 </w:t>
       </w:r>
       <w:r>
         <w:rPr>
@@ -3632,7 +3803,7 @@
           <w:b/>
           <w:bCs/>
         </w:rPr>
-        <w:t xml:space="preserve"> P29 </w:t>
+        <w:t xml:space="preserve"> P30 </w:t>
       </w:r>
       <w:r>
         <w:rPr>
@@ -3647,7 +3818,7 @@
           <w:b/>
           <w:bCs/>
         </w:rPr>
-        <w:t xml:space="preserve"> P31 </w:t>
+        <w:t xml:space="preserve"> P32 </w:t>
       </w:r>
       <w:r>
         <w:rPr>
@@ -3662,7 +3833,7 @@
           <w:b/>
           <w:bCs/>
         </w:rPr>
-        <w:t xml:space="preserve"> · P32 WorkBuddy </w:t>
+        <w:t xml:space="preserve"> · P33 WorkBuddy </w:t>
       </w:r>
       <w:r>
         <w:rPr>
@@ -3677,7 +3848,7 @@
           <w:b/>
           <w:bCs/>
         </w:rPr>
-        <w:t xml:space="preserve"> · P33 </w:t>
+        <w:t xml:space="preserve"> · P34 </w:t>
       </w:r>
       <w:r>
         <w:rPr>
@@ -3692,7 +3863,7 @@
           <w:b/>
           <w:bCs/>
         </w:rPr>
-        <w:t xml:space="preserve"> · P34 </w:t>
+        <w:t xml:space="preserve"> · P35 </w:t>
       </w:r>
       <w:r>
         <w:rPr>
@@ -3707,7 +3878,7 @@
           <w:b/>
           <w:bCs/>
         </w:rPr>
-        <w:t xml:space="preserve"> · P35 AI </w:t>
+        <w:t xml:space="preserve"> · P36 AI </w:t>
       </w:r>
       <w:r>
         <w:rPr>
@@ -3797,7 +3968,7 @@
         <w:rPr>
           <w:rFonts w:hint="eastAsia"/>
         </w:rPr>
-        <w:t xml:space="preserve">（P26）：对话助手</w:t>
+        <w:t xml:space="preserve">（P27）：对话助手</w:t>
       </w:r>
       <w:r>
         <w:t xml:space="preserve"> / </w:t>
@@ -3866,7 +4037,7 @@
           <w:b/>
           <w:bCs/>
         </w:rPr>
-        <w:t xml:space="preserve">国产五强（P27</w:t>
+        <w:t xml:space="preserve">国产五强（P28</w:t>
       </w:r>
       <w:r>
         <w:rPr>
@@ -4133,7 +4304,7 @@
           <w:b/>
           <w:bCs/>
         </w:rPr>
-        <w:t xml:space="preserve">P28）</w:t>
+        <w:t xml:space="preserve">P29）</w:t>
       </w:r>
       <w:r>
         <w:rPr>
@@ -4298,7 +4469,7 @@
           <w:b/>
           <w:bCs/>
         </w:rPr>
-        <w:t xml:space="preserve">P29）</w:t>
+        <w:t xml:space="preserve">P30）</w:t>
       </w:r>
       <w:r>
         <w:rPr>
@@ -4417,7 +4588,7 @@
         <w:rPr>
           <w:rFonts w:hint="eastAsia"/>
         </w:rPr>
-        <w:t xml:space="preserve">（P31）：注册/登录</w:t>
+        <w:t xml:space="preserve">（P32）：注册/登录</w:t>
       </w:r>
       <w:r>
         <w:t xml:space="preserve"> → </w:t>
@@ -4474,7 +4645,7 @@
         <w:rPr>
           <w:rFonts w:hint="eastAsia"/>
         </w:rPr>
-        <w:t xml:space="preserve">（P32）+</w:t>
+        <w:t xml:space="preserve">（P33）+</w:t>
       </w:r>
       <w:r>
         <w:t xml:space="preserve"> </w:t>
@@ -4498,7 +4669,7 @@
         <w:rPr>
           <w:rFonts w:hint="eastAsia"/>
         </w:rPr>
-        <w:t xml:space="preserve">（P33）：讲师逐字稿演示——派</w:t>
+        <w:t xml:space="preserve">（P34）：讲师逐字稿演示——派</w:t>
       </w:r>
       <w:r>
         <w:t xml:space="preserve"> AI </w:t>
@@ -4555,7 +4726,7 @@
         <w:rPr>
           <w:rFonts w:hint="eastAsia"/>
         </w:rPr>
-        <w:t xml:space="preserve">（P34）：客户隐私不贴</w:t>
+        <w:t xml:space="preserve">（P35）：客户隐私不贴</w:t>
       </w:r>
       <w:r>
         <w:t xml:space="preserve"> / </w:t>
@@ -4618,7 +4789,7 @@
         <w:rPr>
           <w:rFonts w:hint="eastAsia"/>
         </w:rPr>
-        <w:t xml:space="preserve">（P35）：图（海报/主图）、视频（口播/宣传片）、声音（配音/课程音频）——市场岗重点</w:t>
+        <w:t xml:space="preserve">（P36）：图（海报/主图）、视频（口播/宣传片）、声音（配音/课程音频）——市场岗重点</w:t>
       </w:r>
     </w:p>
     <w:p>
@@ -4659,7 +4830,7 @@
         <w:t xml:space="preserve">：只讲</w:t>
       </w:r>
       <w:r>
-        <w:t xml:space="preserve"> P26 </w:t>
+        <w:t xml:space="preserve"> P27 </w:t>
       </w:r>
       <w:r>
         <w:rPr>
@@ -4668,7 +4839,7 @@
         <w:t xml:space="preserve">全景</w:t>
       </w:r>
       <w:r>
-        <w:t xml:space="preserve"> + P27 </w:t>
+        <w:t xml:space="preserve"> + P28 </w:t>
       </w:r>
       <w:r>
         <w:rPr>
@@ -4686,7 +4857,7 @@
         <w:t xml:space="preserve">分钟</w:t>
       </w:r>
       <w:r>
-        <w:t xml:space="preserve"> + P29 </w:t>
+        <w:t xml:space="preserve"> + P30 </w:t>
       </w:r>
       <w:r>
         <w:rPr>
@@ -4704,7 +4875,7 @@
         <w:t xml:space="preserve">分钟</w:t>
       </w:r>
       <w:r>
-        <w:t xml:space="preserve"> + P31 </w:t>
+        <w:t xml:space="preserve"> + P32 </w:t>
       </w:r>
       <w:r>
         <w:rPr>
@@ -4713,7 +4884,7 @@
         <w:t xml:space="preserve">三步上手</w:t>
       </w:r>
       <w:r>
-        <w:t xml:space="preserve"> + P33 </w:t>
+        <w:t xml:space="preserve"> + P34 </w:t>
       </w:r>
       <w:r>
         <w:rPr>
@@ -4788,7 +4959,7 @@
           <w:b/>
           <w:bCs/>
         </w:rPr>
-        <w:t xml:space="preserve">PPT：P36</w:t>
+        <w:t xml:space="preserve">PPT：P37</w:t>
       </w:r>
       <w:r>
         <w:rPr>
@@ -4810,7 +4981,7 @@
           <w:b/>
           <w:bCs/>
         </w:rPr>
-        <w:t xml:space="preserve"> · P37 Agent · P38 Agent vs Copilot · P39 </w:t>
+        <w:t xml:space="preserve"> · P38 Agent · P39 Agent vs Copilot · P40 </w:t>
       </w:r>
       <w:r>
         <w:rPr>
@@ -4892,7 +5063,7 @@
         <w:rPr>
           <w:rFonts w:hint="eastAsia"/>
         </w:rPr>
-        <w:t xml:space="preserve">（P37）：不只问答，还能自己拆任务、调工具、一步步完成——</w:t>
+        <w:t xml:space="preserve">（P38）：不只问答，还能自己拆任务、调工具、一步步完成——</w:t>
       </w:r>
       <w:r>
         <w:rPr>
@@ -4985,7 +5156,7 @@
         <w:rPr>
           <w:rFonts w:hint="eastAsia"/>
         </w:rPr>
-        <w:t xml:space="preserve">（P38）：Copilot=你主导它辅助（副驾驶）；Agent=你派活它自己跑（司机）——企业先用副驾驶，再放司机</w:t>
+        <w:t xml:space="preserve">（P39）：Copilot=你主导它辅助（副驾驶）；Agent=你派活它自己跑（司机）——企业先用副驾驶，再放司机</w:t>
       </w:r>
     </w:p>
     <w:p>
@@ -5015,7 +5186,7 @@
         <w:rPr>
           <w:rFonts w:hint="eastAsia"/>
         </w:rPr>
-        <w:t xml:space="preserve">（P39）：把公司制度/产品资料/历史案例喂进知识库，AI</w:t>
+        <w:t xml:space="preserve">（P40）：把公司制度/产品资料/历史案例喂进知识库，AI</w:t>
       </w:r>
       <w:r>
         <w:t xml:space="preserve"> </w:t>
@@ -5065,13 +5236,13 @@
         <w:t xml:space="preserve">：只讲</w:t>
       </w:r>
       <w:r>
-        <w:t xml:space="preserve"> P37 </w:t>
-      </w:r>
-      <w:r>
-        <w:rPr>
-          <w:rFonts w:hint="eastAsia"/>
-        </w:rPr>
-        <w:t xml:space="preserve">的”派活”比喻，P38/P39</w:t>
+        <w:t xml:space="preserve"> P38 </w:t>
+      </w:r>
+      <w:r>
+        <w:rPr>
+          <w:rFonts w:hint="eastAsia"/>
+        </w:rPr>
+        <w:t xml:space="preserve">的”派活”比喻，P39/P40</w:t>
       </w:r>
       <w:r>
         <w:t xml:space="preserve"> </w:t>
@@ -5187,7 +5358,7 @@
           <w:b/>
           <w:bCs/>
         </w:rPr>
-        <w:t xml:space="preserve">PPT：P40</w:t>
+        <w:t xml:space="preserve">PPT：P41</w:t>
       </w:r>
       <w:r>
         <w:rPr>
@@ -5209,7 +5380,7 @@
           <w:b/>
           <w:bCs/>
         </w:rPr>
-        <w:t xml:space="preserve"> · P41 </w:t>
+        <w:t xml:space="preserve"> · P42 </w:t>
       </w:r>
       <w:r>
         <w:rPr>
@@ -5224,7 +5395,7 @@
           <w:b/>
           <w:bCs/>
         </w:rPr>
-        <w:t xml:space="preserve"> · P42 </w:t>
+        <w:t xml:space="preserve"> · P43 </w:t>
       </w:r>
       <w:r>
         <w:rPr>
@@ -5239,7 +5410,7 @@
           <w:b/>
           <w:bCs/>
         </w:rPr>
-        <w:t xml:space="preserve"> P43 </w:t>
+        <w:t xml:space="preserve"> P44 </w:t>
       </w:r>
       <w:r>
         <w:rPr>
@@ -5254,7 +5425,7 @@
           <w:b/>
           <w:bCs/>
         </w:rPr>
-        <w:t xml:space="preserve"> P44 </w:t>
+        <w:t xml:space="preserve"> P45 </w:t>
       </w:r>
       <w:r>
         <w:rPr>
@@ -5269,7 +5440,7 @@
           <w:b/>
           <w:bCs/>
         </w:rPr>
-        <w:t xml:space="preserve"> P45 </w:t>
+        <w:t xml:space="preserve"> P46 </w:t>
       </w:r>
       <w:r>
         <w:rPr>
@@ -5284,7 +5455,7 @@
           <w:b/>
           <w:bCs/>
         </w:rPr>
-        <w:t xml:space="preserve"> · P46 </w:t>
+        <w:t xml:space="preserve"> · P47 </w:t>
       </w:r>
       <w:r>
         <w:rPr>
@@ -5299,7 +5470,7 @@
           <w:b/>
           <w:bCs/>
         </w:rPr>
-        <w:t xml:space="preserve"> · P47 </w:t>
+        <w:t xml:space="preserve"> · P48 </w:t>
       </w:r>
       <w:r>
         <w:rPr>
@@ -5314,7 +5485,7 @@
           <w:b/>
           <w:bCs/>
         </w:rPr>
-        <w:t xml:space="preserve"> · P48 </w:t>
+        <w:t xml:space="preserve"> · P49 </w:t>
       </w:r>
       <w:r>
         <w:rPr>
@@ -5329,7 +5500,7 @@
           <w:b/>
           <w:bCs/>
         </w:rPr>
-        <w:t xml:space="preserve"> P49 </w:t>
+        <w:t xml:space="preserve"> P50 </w:t>
       </w:r>
       <w:r>
         <w:rPr>
@@ -5359,7 +5530,7 @@
           <w:b/>
           <w:bCs/>
         </w:rPr>
-        <w:t xml:space="preserve"> P50 9 </w:t>
+        <w:t xml:space="preserve"> P51 9 </w:t>
       </w:r>
       <w:r>
         <w:rPr>
@@ -5424,7 +5595,7 @@
         <w:rPr>
           <w:rFonts w:hint="eastAsia"/>
         </w:rPr>
-        <w:t xml:space="preserve">（P41）：幻觉出错</w:t>
+        <w:t xml:space="preserve">（P42）：幻觉出错</w:t>
       </w:r>
       <w:r>
         <w:t xml:space="preserve"> / </w:t>
@@ -5489,7 +5660,7 @@
           <w:b/>
           <w:bCs/>
         </w:rPr>
-        <w:t xml:space="preserve">P44）</w:t>
+        <w:t xml:space="preserve">P45）</w:t>
       </w:r>
       <w:r>
         <w:rPr>
@@ -5569,7 +5740,7 @@
         <w:rPr>
           <w:rFonts w:hint="eastAsia"/>
         </w:rPr>
-        <w:t xml:space="preserve">（P45）：谁使用、谁负责——AI</w:t>
+        <w:t xml:space="preserve">（P46）：谁使用、谁负责——AI</w:t>
       </w:r>
       <w:r>
         <w:t xml:space="preserve"> </w:t>
@@ -5614,7 +5785,7 @@
         <w:rPr>
           <w:rFonts w:hint="eastAsia"/>
         </w:rPr>
-        <w:t xml:space="preserve">（P46）：绿区（公开资料/自己写的草稿）放心喂；黄区（内部流程/客户名单脱敏）谨慎；红区（个人隐私/财务/合同原文）不喂</w:t>
+        <w:t xml:space="preserve">（P47）：绿区（公开资料/自己写的草稿）放心喂；黄区（内部流程/客户名单脱敏）谨慎；红区（个人隐私/财务/合同原文）不喂</w:t>
       </w:r>
     </w:p>
     <w:p>
@@ -5643,7 +5814,7 @@
         <w:rPr>
           <w:rFonts w:hint="eastAsia"/>
         </w:rPr>
-        <w:t xml:space="preserve">（P47）：停（立即停止使用）→</w:t>
+        <w:t xml:space="preserve">（P48）：停（立即停止使用）→</w:t>
       </w:r>
       <w:r>
         <w:t xml:space="preserve"> </w:t>
@@ -5732,7 +5903,7 @@
           <w:b/>
           <w:bCs/>
         </w:rPr>
-        <w:t xml:space="preserve">P49）</w:t>
+        <w:t xml:space="preserve">P50）</w:t>
       </w:r>
       <w:r>
         <w:rPr>
@@ -6001,7 +6172,7 @@
         <w:rPr>
           <w:rFonts w:hint="eastAsia"/>
         </w:rPr>
-        <w:t xml:space="preserve">（P50）：9</w:t>
+        <w:t xml:space="preserve">（P51）：9</w:t>
       </w:r>
       <w:r>
         <w:t xml:space="preserve"> </w:t>
@@ -6106,7 +6277,7 @@
       </w:r>
     </w:p>
     <w:bookmarkEnd w:id="16"/>
-    <w:bookmarkStart w:id="17" w:name="收尾ai-不是来取代你的p51"/>
+    <w:bookmarkStart w:id="17" w:name="收尾ai-不是来取代你的p52"/>
     <w:p>
       <w:pPr>
         <w:pStyle w:val="Heading2"/>
@@ -6124,7 +6295,7 @@
         <w:rPr>
           <w:rFonts w:hint="eastAsia"/>
         </w:rPr>
-        <w:t xml:space="preserve">不是来取代你的（P51）</w:t>
+        <w:t xml:space="preserve">不是来取代你的（P52）</w:t>
       </w:r>
     </w:p>
     <w:p>
@@ -6210,7 +6381,7 @@
       </w:r>
     </w:p>
     <w:bookmarkEnd w:id="17"/>
-    <w:bookmarkStart w:id="18" w:name="三档课表51-页版"/>
+    <w:bookmarkStart w:id="18" w:name="三档课表52-页版"/>
     <w:p>
       <w:pPr>
         <w:pStyle w:val="Heading2"/>
@@ -6219,7 +6390,7 @@
         <w:rPr>
           <w:rFonts w:hint="eastAsia"/>
         </w:rPr>
-        <w:t xml:space="preserve">三档课表（51</w:t>
+        <w:t xml:space="preserve">三档课表（52</w:t>
       </w:r>
       <w:r>
         <w:t xml:space="preserve"> </w:t>
@@ -8057,7 +8228,7 @@
         <w:rPr>
           <w:rFonts w:hint="eastAsia"/>
         </w:rPr>
-        <w:t xml:space="preserve">配套《通用基础_PPT1_v3.pptx》51</w:t>
+        <w:t xml:space="preserve">配套《通用基础_PPT1_v3.pptx》52</w:t>
       </w:r>
       <w:r>
         <w:t xml:space="preserve"> </w:t>

--- a/企业AI培训_交付包/初级课程_完整交付包/02_课程大纲/通用基础_大纲_PPT1_企业版.docx
+++ b/企业AI培训_交付包/初级课程_完整交付包/02_课程大纲/通用基础_大纲_PPT1_企业版.docx
@@ -145,7 +145,7 @@
           <w:b/>
           <w:bCs/>
         </w:rPr>
-        <w:t xml:space="preserve">PPT 52 </w:t>
+        <w:t xml:space="preserve">PPT 53 </w:t>
       </w:r>
       <w:r>
         <w:rPr>
@@ -290,22 +290,148 @@
           <w:b/>
           <w:bCs/>
         </w:rPr>
-        <w:t xml:space="preserve">v3.3（2026-09-04）企业版</w:t>
-      </w:r>
-      <w:r>
-        <w:rPr>
-          <w:rFonts w:hint="eastAsia"/>
-        </w:rPr>
-        <w:t xml:space="preserve">——以《通用基础_PPT1_v3.pptx》（52</w:t>
-      </w:r>
-      <w:r>
-        <w:t xml:space="preserve"> </w:t>
-      </w:r>
-      <w:r>
-        <w:rPr>
-          <w:rFonts w:hint="eastAsia"/>
-        </w:rPr>
-        <w:t xml:space="preserve">页）为唯一真源；v3.1</w:t>
+        <w:t xml:space="preserve">v3.6（2026-09-05）企业版</w:t>
+      </w:r>
+      <w:r>
+        <w:rPr>
+          <w:rFonts w:hint="eastAsia"/>
+        </w:rPr>
+        <w:t xml:space="preserve">——以《通用基础_PPT1_v3.pptx》（53</w:t>
+      </w:r>
+      <w:r>
+        <w:t xml:space="preserve"> </w:t>
+      </w:r>
+      <w:r>
+        <w:rPr>
+          <w:rFonts w:hint="eastAsia"/>
+        </w:rPr>
+        <w:t xml:space="preserve">页）为唯一真源；v3.6</w:t>
+      </w:r>
+      <w:r>
+        <w:t xml:space="preserve"> </w:t>
+      </w:r>
+      <w:r>
+        <w:rPr>
+          <w:rFonts w:hint="eastAsia"/>
+        </w:rPr>
+        <w:t xml:space="preserve">新</w:t>
+      </w:r>
+      <w:r>
+        <w:t xml:space="preserve"> </w:t>
+      </w:r>
+      <w:r>
+        <w:rPr>
+          <w:rFonts w:hint="eastAsia"/>
+        </w:rPr>
+        <w:t xml:space="preserve">P33「你的前</w:t>
+      </w:r>
+      <w:r>
+        <w:t xml:space="preserve"> 3 </w:t>
+      </w:r>
+      <w:r>
+        <w:rPr>
+          <w:rFonts w:hint="eastAsia"/>
+        </w:rPr>
+        <w:t xml:space="preserve">句话」（第一次交互逐字脚本）+</w:t>
+      </w:r>
+      <w:r>
+        <w:t xml:space="preserve"> P2 </w:t>
+      </w:r>
+      <w:r>
+        <w:rPr>
+          <w:rFonts w:hint="eastAsia"/>
+        </w:rPr>
+        <w:t xml:space="preserve">名词</w:t>
+      </w:r>
+      <w:r>
+        <w:t xml:space="preserve"> 22 </w:t>
+      </w:r>
+      <w:r>
+        <w:rPr>
+          <w:rFonts w:hint="eastAsia"/>
+        </w:rPr>
+        <w:t xml:space="preserve">词（加脱敏/子</w:t>
+      </w:r>
+      <w:r>
+        <w:t xml:space="preserve"> </w:t>
+      </w:r>
+      <w:r>
+        <w:rPr>
+          <w:rFonts w:hint="eastAsia"/>
+        </w:rPr>
+        <w:t xml:space="preserve">Agent）+</w:t>
+      </w:r>
+      <w:r>
+        <w:t xml:space="preserve"> </w:t>
+      </w:r>
+      <w:r>
+        <w:rPr>
+          <w:rFonts w:hint="eastAsia"/>
+        </w:rPr>
+        <w:t xml:space="preserve">P16「它不记得你」+</w:t>
+      </w:r>
+      <w:r>
+        <w:t xml:space="preserve"> </w:t>
+      </w:r>
+      <w:r>
+        <w:rPr>
+          <w:rFonts w:hint="eastAsia"/>
+        </w:rPr>
+        <w:t xml:space="preserve">P23「改稿</w:t>
+      </w:r>
+      <w:r>
+        <w:t xml:space="preserve"> 5 </w:t>
+      </w:r>
+      <w:r>
+        <w:rPr>
+          <w:rFonts w:hint="eastAsia"/>
+        </w:rPr>
+        <w:t xml:space="preserve">句话」+</w:t>
+      </w:r>
+      <w:r>
+        <w:t xml:space="preserve"> P50 </w:t>
+      </w:r>
+      <w:r>
+        <w:rPr>
+          <w:rFonts w:hint="eastAsia"/>
+        </w:rPr>
+        <w:t xml:space="preserve">失望谷/Week1</w:t>
+      </w:r>
+      <w:r>
+        <w:t xml:space="preserve"> + P25 </w:t>
+      </w:r>
+      <w:r>
+        <w:rPr>
+          <w:rFonts w:hint="eastAsia"/>
+        </w:rPr>
+        <w:t xml:space="preserve">练习去重</w:t>
+      </w:r>
+      <w:r>
+        <w:t xml:space="preserve"> + </w:t>
+      </w:r>
+      <w:r>
+        <w:rPr>
+          <w:rFonts w:hint="eastAsia"/>
+        </w:rPr>
+        <w:t xml:space="preserve">修</w:t>
+      </w:r>
+      <w:r>
+        <w:t xml:space="preserve"> 5 </w:t>
+      </w:r>
+      <w:r>
+        <w:rPr>
+          <w:rFonts w:hint="eastAsia"/>
+        </w:rPr>
+        <w:t xml:space="preserve">处破损图；v3.3（2026-09-04）——以</w:t>
+      </w:r>
+      <w:r>
+        <w:t xml:space="preserve"> 52 </w:t>
+      </w:r>
+      <w:r>
+        <w:rPr>
+          <w:rFonts w:hint="eastAsia"/>
+        </w:rPr>
+        <w:t xml:space="preserve">页为唯一真源；v3.1</w:t>
       </w:r>
       <w:r>
         <w:t xml:space="preserve"> </w:t>
@@ -494,7 +620,7 @@
         <w:rPr>
           <w:rFonts w:hint="eastAsia"/>
         </w:rPr>
-        <w:t xml:space="preserve">到底花多少钱」、P50「落地</w:t>
+        <w:t xml:space="preserve">到底花多少钱」、P51「落地</w:t>
       </w:r>
       <w:r>
         <w:t xml:space="preserve"> 90 </w:t>
@@ -3833,7 +3959,37 @@
           <w:b/>
           <w:bCs/>
         </w:rPr>
-        <w:t xml:space="preserve"> · P33 WorkBuddy </w:t>
+        <w:t xml:space="preserve"> · P33 </w:t>
+      </w:r>
+      <w:r>
+        <w:rPr>
+          <w:rFonts w:hint="eastAsia"/>
+          <w:b/>
+          <w:bCs/>
+        </w:rPr>
+        <w:t xml:space="preserve">你的前</w:t>
+      </w:r>
+      <w:r>
+        <w:rPr>
+          <w:b/>
+          <w:bCs/>
+        </w:rPr>
+        <w:t xml:space="preserve"> 3 </w:t>
+      </w:r>
+      <w:r>
+        <w:rPr>
+          <w:rFonts w:hint="eastAsia"/>
+          <w:b/>
+          <w:bCs/>
+        </w:rPr>
+        <w:t xml:space="preserve">句话（新）·</w:t>
+      </w:r>
+      <w:r>
+        <w:rPr>
+          <w:b/>
+          <w:bCs/>
+        </w:rPr>
+        <w:t xml:space="preserve"> P34 WorkBuddy </w:t>
       </w:r>
       <w:r>
         <w:rPr>
@@ -3848,7 +4004,7 @@
           <w:b/>
           <w:bCs/>
         </w:rPr>
-        <w:t xml:space="preserve"> · P34 </w:t>
+        <w:t xml:space="preserve"> · P35 </w:t>
       </w:r>
       <w:r>
         <w:rPr>
@@ -3863,7 +4019,7 @@
           <w:b/>
           <w:bCs/>
         </w:rPr>
-        <w:t xml:space="preserve"> · P35 </w:t>
+        <w:t xml:space="preserve"> · P36 </w:t>
       </w:r>
       <w:r>
         <w:rPr>
@@ -3878,7 +4034,7 @@
           <w:b/>
           <w:bCs/>
         </w:rPr>
-        <w:t xml:space="preserve"> · P36 AI </w:t>
+        <w:t xml:space="preserve"> · P37 AI </w:t>
       </w:r>
       <w:r>
         <w:rPr>
@@ -4631,72 +4787,96 @@
           <w:b/>
           <w:bCs/>
         </w:rPr>
-        <w:t xml:space="preserve">5.6 WorkBuddy </w:t>
-      </w:r>
-      <w:r>
-        <w:rPr>
-          <w:rFonts w:hint="eastAsia"/>
-          <w:b/>
-          <w:bCs/>
-        </w:rPr>
-        <w:t xml:space="preserve">六大核心能力</w:t>
-      </w:r>
-      <w:r>
-        <w:rPr>
-          <w:rFonts w:hint="eastAsia"/>
-        </w:rPr>
-        <w:t xml:space="preserve">（P33）+</w:t>
-      </w:r>
-      <w:r>
-        <w:t xml:space="preserve"> </w:t>
-      </w:r>
-      <w:r>
-        <w:rPr>
-          <w:rFonts w:hint="eastAsia"/>
-          <w:b/>
-          <w:bCs/>
-        </w:rPr>
-        <w:t xml:space="preserve">现场演示：把活派给</w:t>
-      </w:r>
-      <w:r>
-        <w:rPr>
-          <w:b/>
-          <w:bCs/>
-        </w:rPr>
-        <w:t xml:space="preserve"> WorkBuddy</w:t>
-      </w:r>
-      <w:r>
-        <w:rPr>
-          <w:rFonts w:hint="eastAsia"/>
-        </w:rPr>
-        <w:t xml:space="preserve">（P34）：讲师逐字稿演示——派</w:t>
-      </w:r>
-      <w:r>
-        <w:t xml:space="preserve"> AI </w:t>
-      </w:r>
-      <w:r>
-        <w:rPr>
-          <w:rFonts w:hint="eastAsia"/>
-        </w:rPr>
-        <w:t xml:space="preserve">读表格、写周报、生成</w:t>
-      </w:r>
-      <w:r>
-        <w:t xml:space="preserve"> PPT </w:t>
-      </w:r>
-      <w:r>
-        <w:rPr>
-          <w:rFonts w:hint="eastAsia"/>
-        </w:rPr>
-        <w:t xml:space="preserve">大纲（讲义含完整逐字脚本</w:t>
-      </w:r>
-      <w:r>
-        <w:t xml:space="preserve"> + </w:t>
-      </w:r>
-      <w:r>
-        <w:rPr>
-          <w:rFonts w:hint="eastAsia"/>
-        </w:rPr>
-        <w:t xml:space="preserve">备用离线方案）</w:t>
+        <w:t xml:space="preserve">5.5.5 </w:t>
+      </w:r>
+      <w:r>
+        <w:rPr>
+          <w:rFonts w:hint="eastAsia"/>
+          <w:b/>
+          <w:bCs/>
+        </w:rPr>
+        <w:t xml:space="preserve">你的前</w:t>
+      </w:r>
+      <w:r>
+        <w:rPr>
+          <w:b/>
+          <w:bCs/>
+        </w:rPr>
+        <w:t xml:space="preserve"> 3 </w:t>
+      </w:r>
+      <w:r>
+        <w:rPr>
+          <w:rFonts w:hint="eastAsia"/>
+          <w:b/>
+          <w:bCs/>
+        </w:rPr>
+        <w:t xml:space="preserve">句话（新页</w:t>
+      </w:r>
+      <w:r>
+        <w:rPr>
+          <w:b/>
+          <w:bCs/>
+        </w:rPr>
+        <w:t xml:space="preserve"> </w:t>
+      </w:r>
+      <w:r>
+        <w:rPr>
+          <w:rFonts w:hint="eastAsia"/>
+          <w:b/>
+          <w:bCs/>
+        </w:rPr>
+        <w:t xml:space="preserve">P33）</w:t>
+      </w:r>
+      <w:r>
+        <w:rPr>
+          <w:rFonts w:hint="eastAsia"/>
+        </w:rPr>
+        <w:t xml:space="preserve">：第一次交互逐字脚本——破冰（报身份）→</w:t>
+      </w:r>
+      <w:r>
+        <w:t xml:space="preserve"> </w:t>
+      </w:r>
+      <w:r>
+        <w:rPr>
+          <w:rFonts w:hint="eastAsia"/>
+        </w:rPr>
+        <w:t xml:space="preserve">下任务（时间/地点/要求/格式一句说全）→</w:t>
+      </w:r>
+      <w:r>
+        <w:t xml:space="preserve"> </w:t>
+      </w:r>
+      <w:r>
+        <w:rPr>
+          <w:rFonts w:hint="eastAsia"/>
+        </w:rPr>
+        <w:t xml:space="preserve">改一版。讲师带打，人人</w:t>
+      </w:r>
+      <w:r>
+        <w:t xml:space="preserve"> 3 </w:t>
+      </w:r>
+      <w:r>
+        <w:rPr>
+          <w:rFonts w:hint="eastAsia"/>
+        </w:rPr>
+        <w:t xml:space="preserve">分钟干完一件真活；三档都保留（A</w:t>
+      </w:r>
+      <w:r>
+        <w:t xml:space="preserve"> </w:t>
+      </w:r>
+      <w:r>
+        <w:rPr>
+          <w:rFonts w:hint="eastAsia"/>
+        </w:rPr>
+        <w:t xml:space="preserve">档留</w:t>
+      </w:r>
+      <w:r>
+        <w:t xml:space="preserve"> 5 </w:t>
+      </w:r>
+      <w:r>
+        <w:rPr>
+          <w:rFonts w:hint="eastAsia"/>
+        </w:rPr>
+        <w:t xml:space="preserve">分钟）。</w:t>
       </w:r>
     </w:p>
     <w:p>
@@ -4712,54 +4892,72 @@
           <w:b/>
           <w:bCs/>
         </w:rPr>
-        <w:t xml:space="preserve">5.7 </w:t>
-      </w:r>
-      <w:r>
-        <w:rPr>
-          <w:rFonts w:hint="eastAsia"/>
-          <w:b/>
-          <w:bCs/>
-        </w:rPr>
-        <w:t xml:space="preserve">数据红线三条</w:t>
-      </w:r>
-      <w:r>
-        <w:rPr>
-          <w:rFonts w:hint="eastAsia"/>
-        </w:rPr>
-        <w:t xml:space="preserve">（P35）：客户隐私不贴</w:t>
-      </w:r>
-      <w:r>
-        <w:t xml:space="preserve"> / </w:t>
-      </w:r>
-      <w:r>
-        <w:rPr>
-          <w:rFonts w:hint="eastAsia"/>
-        </w:rPr>
-        <w:t xml:space="preserve">公司机密不贴</w:t>
-      </w:r>
-      <w:r>
-        <w:t xml:space="preserve"> / </w:t>
-      </w:r>
-      <w:r>
-        <w:rPr>
-          <w:rFonts w:hint="eastAsia"/>
-        </w:rPr>
-        <w:t xml:space="preserve">财务合同不贴——</w:t>
-      </w:r>
-      <w:r>
-        <w:rPr>
-          <w:rFonts w:hint="eastAsia"/>
-        </w:rPr>
-        <w:t xml:space="preserve">“贴出去之前先想</w:t>
-      </w:r>
-      <w:r>
-        <w:t xml:space="preserve"> 3 </w:t>
-      </w:r>
-      <w:r>
-        <w:rPr>
-          <w:rFonts w:hint="eastAsia"/>
-        </w:rPr>
-        <w:t xml:space="preserve">秒”</w:t>
+        <w:t xml:space="preserve">5.6 WorkBuddy </w:t>
+      </w:r>
+      <w:r>
+        <w:rPr>
+          <w:rFonts w:hint="eastAsia"/>
+          <w:b/>
+          <w:bCs/>
+        </w:rPr>
+        <w:t xml:space="preserve">六大核心能力</w:t>
+      </w:r>
+      <w:r>
+        <w:rPr>
+          <w:rFonts w:hint="eastAsia"/>
+        </w:rPr>
+        <w:t xml:space="preserve">（P34）+</w:t>
+      </w:r>
+      <w:r>
+        <w:t xml:space="preserve"> </w:t>
+      </w:r>
+      <w:r>
+        <w:rPr>
+          <w:rFonts w:hint="eastAsia"/>
+          <w:b/>
+          <w:bCs/>
+        </w:rPr>
+        <w:t xml:space="preserve">现场演示：把活派给</w:t>
+      </w:r>
+      <w:r>
+        <w:rPr>
+          <w:b/>
+          <w:bCs/>
+        </w:rPr>
+        <w:t xml:space="preserve"> WorkBuddy</w:t>
+      </w:r>
+      <w:r>
+        <w:rPr>
+          <w:rFonts w:hint="eastAsia"/>
+        </w:rPr>
+        <w:t xml:space="preserve">（P35）：讲师逐字稿演示——派</w:t>
+      </w:r>
+      <w:r>
+        <w:t xml:space="preserve"> AI </w:t>
+      </w:r>
+      <w:r>
+        <w:rPr>
+          <w:rFonts w:hint="eastAsia"/>
+        </w:rPr>
+        <w:t xml:space="preserve">读表格、写周报、生成</w:t>
+      </w:r>
+      <w:r>
+        <w:t xml:space="preserve"> PPT </w:t>
+      </w:r>
+      <w:r>
+        <w:rPr>
+          <w:rFonts w:hint="eastAsia"/>
+        </w:rPr>
+        <w:t xml:space="preserve">大纲（讲义含完整逐字脚本</w:t>
+      </w:r>
+      <w:r>
+        <w:t xml:space="preserve"> + </w:t>
+      </w:r>
+      <w:r>
+        <w:rPr>
+          <w:rFonts w:hint="eastAsia"/>
+        </w:rPr>
+        <w:t xml:space="preserve">备用离线方案）</w:t>
       </w:r>
     </w:p>
     <w:p>
@@ -4775,21 +4973,54 @@
           <w:b/>
           <w:bCs/>
         </w:rPr>
-        <w:t xml:space="preserve">5.8 AI </w:t>
-      </w:r>
-      <w:r>
-        <w:rPr>
-          <w:rFonts w:hint="eastAsia"/>
-          <w:b/>
-          <w:bCs/>
-        </w:rPr>
-        <w:t xml:space="preserve">还能创作什么</w:t>
-      </w:r>
-      <w:r>
-        <w:rPr>
-          <w:rFonts w:hint="eastAsia"/>
-        </w:rPr>
-        <w:t xml:space="preserve">（P36）：图（海报/主图）、视频（口播/宣传片）、声音（配音/课程音频）——市场岗重点</w:t>
+        <w:t xml:space="preserve">5.7 </w:t>
+      </w:r>
+      <w:r>
+        <w:rPr>
+          <w:rFonts w:hint="eastAsia"/>
+          <w:b/>
+          <w:bCs/>
+        </w:rPr>
+        <w:t xml:space="preserve">数据红线三条</w:t>
+      </w:r>
+      <w:r>
+        <w:rPr>
+          <w:rFonts w:hint="eastAsia"/>
+        </w:rPr>
+        <w:t xml:space="preserve">（P36）：客户隐私不贴</w:t>
+      </w:r>
+      <w:r>
+        <w:t xml:space="preserve"> / </w:t>
+      </w:r>
+      <w:r>
+        <w:rPr>
+          <w:rFonts w:hint="eastAsia"/>
+        </w:rPr>
+        <w:t xml:space="preserve">公司机密不贴</w:t>
+      </w:r>
+      <w:r>
+        <w:t xml:space="preserve"> / </w:t>
+      </w:r>
+      <w:r>
+        <w:rPr>
+          <w:rFonts w:hint="eastAsia"/>
+        </w:rPr>
+        <w:t xml:space="preserve">财务合同不贴——</w:t>
+      </w:r>
+      <w:r>
+        <w:rPr>
+          <w:rFonts w:hint="eastAsia"/>
+        </w:rPr>
+        <w:t xml:space="preserve">“贴出去之前先想</w:t>
+      </w:r>
+      <w:r>
+        <w:t xml:space="preserve"> 3 </w:t>
+      </w:r>
+      <w:r>
+        <w:rPr>
+          <w:rFonts w:hint="eastAsia"/>
+        </w:rPr>
+        <w:t xml:space="preserve">秒”</w:t>
       </w:r>
     </w:p>
     <w:p>
@@ -4802,6 +5033,36 @@
       </w:pPr>
       <w:r>
         <w:rPr>
+          <w:b/>
+          <w:bCs/>
+        </w:rPr>
+        <w:t xml:space="preserve">5.8 AI </w:t>
+      </w:r>
+      <w:r>
+        <w:rPr>
+          <w:rFonts w:hint="eastAsia"/>
+          <w:b/>
+          <w:bCs/>
+        </w:rPr>
+        <w:t xml:space="preserve">还能创作什么</w:t>
+      </w:r>
+      <w:r>
+        <w:rPr>
+          <w:rFonts w:hint="eastAsia"/>
+        </w:rPr>
+        <w:t xml:space="preserve">（P37）：图（海报/主图）、视频（口播/宣传片）、声音（配音/课程音频）——市场岗重点</w:t>
+      </w:r>
+    </w:p>
+    <w:p>
+      <w:pPr>
+        <w:pStyle w:val="Compact"/>
+        <w:numPr>
+          <w:ilvl w:val="0"/>
+          <w:numId w:val="1008"/>
+        </w:numPr>
+      </w:pPr>
+      <w:r>
+        <w:rPr>
           <w:rFonts w:hint="eastAsia"/>
           <w:b/>
           <w:bCs/>
@@ -4884,7 +5145,7 @@
         <w:t xml:space="preserve">三步上手</w:t>
       </w:r>
       <w:r>
-        <w:t xml:space="preserve"> + P34 </w:t>
+        <w:t xml:space="preserve"> + P35 </w:t>
       </w:r>
       <w:r>
         <w:rPr>
@@ -4959,7 +5220,7 @@
           <w:b/>
           <w:bCs/>
         </w:rPr>
-        <w:t xml:space="preserve">PPT：P37</w:t>
+        <w:t xml:space="preserve">PPT：P38</w:t>
       </w:r>
       <w:r>
         <w:rPr>
@@ -4981,7 +5242,7 @@
           <w:b/>
           <w:bCs/>
         </w:rPr>
-        <w:t xml:space="preserve"> · P38 Agent · P39 Agent vs Copilot · P40 </w:t>
+        <w:t xml:space="preserve"> · P39 Agent · P40 Agent vs Copilot · P41 </w:t>
       </w:r>
       <w:r>
         <w:rPr>
@@ -5063,7 +5324,7 @@
         <w:rPr>
           <w:rFonts w:hint="eastAsia"/>
         </w:rPr>
-        <w:t xml:space="preserve">（P38）：不只问答，还能自己拆任务、调工具、一步步完成——</w:t>
+        <w:t xml:space="preserve">（P39）：不只问答，还能自己拆任务、调工具、一步步完成——</w:t>
       </w:r>
       <w:r>
         <w:rPr>
@@ -5156,7 +5417,7 @@
         <w:rPr>
           <w:rFonts w:hint="eastAsia"/>
         </w:rPr>
-        <w:t xml:space="preserve">（P39）：Copilot=你主导它辅助（副驾驶）；Agent=你派活它自己跑（司机）——企业先用副驾驶，再放司机</w:t>
+        <w:t xml:space="preserve">（P40）：Copilot=你主导它辅助（副驾驶）；Agent=你派活它自己跑（司机）——企业先用副驾驶，再放司机</w:t>
       </w:r>
     </w:p>
     <w:p>
@@ -5186,7 +5447,7 @@
         <w:rPr>
           <w:rFonts w:hint="eastAsia"/>
         </w:rPr>
-        <w:t xml:space="preserve">（P40）：把公司制度/产品资料/历史案例喂进知识库，AI</w:t>
+        <w:t xml:space="preserve">（P41）：把公司制度/产品资料/历史案例喂进知识库，AI</w:t>
       </w:r>
       <w:r>
         <w:t xml:space="preserve"> </w:t>
@@ -5236,13 +5497,13 @@
         <w:t xml:space="preserve">：只讲</w:t>
       </w:r>
       <w:r>
-        <w:t xml:space="preserve"> P38 </w:t>
-      </w:r>
-      <w:r>
-        <w:rPr>
-          <w:rFonts w:hint="eastAsia"/>
-        </w:rPr>
-        <w:t xml:space="preserve">的”派活”比喻，P39/P40</w:t>
+        <w:t xml:space="preserve"> P39 </w:t>
+      </w:r>
+      <w:r>
+        <w:rPr>
+          <w:rFonts w:hint="eastAsia"/>
+        </w:rPr>
+        <w:t xml:space="preserve">的”派活”比喻，P40/P41</w:t>
       </w:r>
       <w:r>
         <w:t xml:space="preserve"> </w:t>
@@ -5358,7 +5619,7 @@
           <w:b/>
           <w:bCs/>
         </w:rPr>
-        <w:t xml:space="preserve">PPT：P41</w:t>
+        <w:t xml:space="preserve">PPT：P42</w:t>
       </w:r>
       <w:r>
         <w:rPr>
@@ -5380,7 +5641,7 @@
           <w:b/>
           <w:bCs/>
         </w:rPr>
-        <w:t xml:space="preserve"> · P42 </w:t>
+        <w:t xml:space="preserve"> · P43 </w:t>
       </w:r>
       <w:r>
         <w:rPr>
@@ -5395,7 +5656,7 @@
           <w:b/>
           <w:bCs/>
         </w:rPr>
-        <w:t xml:space="preserve"> · P43 </w:t>
+        <w:t xml:space="preserve"> · P44 </w:t>
       </w:r>
       <w:r>
         <w:rPr>
@@ -5410,7 +5671,7 @@
           <w:b/>
           <w:bCs/>
         </w:rPr>
-        <w:t xml:space="preserve"> P44 </w:t>
+        <w:t xml:space="preserve"> P45 </w:t>
       </w:r>
       <w:r>
         <w:rPr>
@@ -5425,7 +5686,7 @@
           <w:b/>
           <w:bCs/>
         </w:rPr>
-        <w:t xml:space="preserve"> P45 </w:t>
+        <w:t xml:space="preserve"> P46 </w:t>
       </w:r>
       <w:r>
         <w:rPr>
@@ -5440,7 +5701,7 @@
           <w:b/>
           <w:bCs/>
         </w:rPr>
-        <w:t xml:space="preserve"> P46 </w:t>
+        <w:t xml:space="preserve"> P47 </w:t>
       </w:r>
       <w:r>
         <w:rPr>
@@ -5455,7 +5716,7 @@
           <w:b/>
           <w:bCs/>
         </w:rPr>
-        <w:t xml:space="preserve"> · P47 </w:t>
+        <w:t xml:space="preserve"> · P48 </w:t>
       </w:r>
       <w:r>
         <w:rPr>
@@ -5470,7 +5731,7 @@
           <w:b/>
           <w:bCs/>
         </w:rPr>
-        <w:t xml:space="preserve"> · P48 </w:t>
+        <w:t xml:space="preserve"> · P49 </w:t>
       </w:r>
       <w:r>
         <w:rPr>
@@ -5485,7 +5746,7 @@
           <w:b/>
           <w:bCs/>
         </w:rPr>
-        <w:t xml:space="preserve"> · P49 </w:t>
+        <w:t xml:space="preserve"> · P50 </w:t>
       </w:r>
       <w:r>
         <w:rPr>
@@ -5500,7 +5761,7 @@
           <w:b/>
           <w:bCs/>
         </w:rPr>
-        <w:t xml:space="preserve"> P50 </w:t>
+        <w:t xml:space="preserve"> P51 </w:t>
       </w:r>
       <w:r>
         <w:rPr>
@@ -5530,7 +5791,7 @@
           <w:b/>
           <w:bCs/>
         </w:rPr>
-        <w:t xml:space="preserve"> P51 9 </w:t>
+        <w:t xml:space="preserve"> P52 9 </w:t>
       </w:r>
       <w:r>
         <w:rPr>
@@ -5595,7 +5856,7 @@
         <w:rPr>
           <w:rFonts w:hint="eastAsia"/>
         </w:rPr>
-        <w:t xml:space="preserve">（P42）：幻觉出错</w:t>
+        <w:t xml:space="preserve">（P43）：幻觉出错</w:t>
       </w:r>
       <w:r>
         <w:t xml:space="preserve"> / </w:t>
@@ -5660,7 +5921,7 @@
           <w:b/>
           <w:bCs/>
         </w:rPr>
-        <w:t xml:space="preserve">P45）</w:t>
+        <w:t xml:space="preserve">P46）</w:t>
       </w:r>
       <w:r>
         <w:rPr>
@@ -5740,7 +6001,7 @@
         <w:rPr>
           <w:rFonts w:hint="eastAsia"/>
         </w:rPr>
-        <w:t xml:space="preserve">（P46）：谁使用、谁负责——AI</w:t>
+        <w:t xml:space="preserve">（P47）：谁使用、谁负责——AI</w:t>
       </w:r>
       <w:r>
         <w:t xml:space="preserve"> </w:t>
@@ -5785,7 +6046,7 @@
         <w:rPr>
           <w:rFonts w:hint="eastAsia"/>
         </w:rPr>
-        <w:t xml:space="preserve">（P47）：绿区（公开资料/自己写的草稿）放心喂；黄区（内部流程/客户名单脱敏）谨慎；红区（个人隐私/财务/合同原文）不喂</w:t>
+        <w:t xml:space="preserve">（P48）：绿区（公开资料/自己写的草稿）放心喂；黄区（内部流程/客户名单脱敏）谨慎；红区（个人隐私/财务/合同原文）不喂</w:t>
       </w:r>
     </w:p>
     <w:p>
@@ -5814,7 +6075,7 @@
         <w:rPr>
           <w:rFonts w:hint="eastAsia"/>
         </w:rPr>
-        <w:t xml:space="preserve">（P48）：停（立即停止使用）→</w:t>
+        <w:t xml:space="preserve">（P49）：停（立即停止使用）→</w:t>
       </w:r>
       <w:r>
         <w:t xml:space="preserve"> </w:t>
@@ -5903,7 +6164,7 @@
           <w:b/>
           <w:bCs/>
         </w:rPr>
-        <w:t xml:space="preserve">P50）</w:t>
+        <w:t xml:space="preserve">P51）</w:t>
       </w:r>
       <w:r>
         <w:rPr>
@@ -6172,7 +6433,7 @@
         <w:rPr>
           <w:rFonts w:hint="eastAsia"/>
         </w:rPr>
-        <w:t xml:space="preserve">（P51）：9</w:t>
+        <w:t xml:space="preserve">（P52）：9</w:t>
       </w:r>
       <w:r>
         <w:t xml:space="preserve"> </w:t>
@@ -6277,7 +6538,7 @@
       </w:r>
     </w:p>
     <w:bookmarkEnd w:id="16"/>
-    <w:bookmarkStart w:id="17" w:name="收尾ai-不是来取代你的p52"/>
+    <w:bookmarkStart w:id="17" w:name="收尾ai-不是来取代你的p53"/>
     <w:p>
       <w:pPr>
         <w:pStyle w:val="Heading2"/>
@@ -6295,7 +6556,7 @@
         <w:rPr>
           <w:rFonts w:hint="eastAsia"/>
         </w:rPr>
-        <w:t xml:space="preserve">不是来取代你的（P52）</w:t>
+        <w:t xml:space="preserve">不是来取代你的（P53）</w:t>
       </w:r>
     </w:p>
     <w:p>
@@ -6381,7 +6642,7 @@
       </w:r>
     </w:p>
     <w:bookmarkEnd w:id="17"/>
-    <w:bookmarkStart w:id="18" w:name="三档课表52-页版"/>
+    <w:bookmarkStart w:id="18" w:name="三档课表53-页版"/>
     <w:p>
       <w:pPr>
         <w:pStyle w:val="Heading2"/>
@@ -6390,7 +6651,7 @@
         <w:rPr>
           <w:rFonts w:hint="eastAsia"/>
         </w:rPr>
-        <w:t xml:space="preserve">三档课表（52</w:t>
+        <w:t xml:space="preserve">三档课表（53</w:t>
       </w:r>
       <w:r>
         <w:t xml:space="preserve"> </w:t>
@@ -8222,13 +8483,13 @@
         <w:t xml:space="preserve">大纲完。版本</w:t>
       </w:r>
       <w:r>
-        <w:t xml:space="preserve"> v3.0 · 2026-09-01 · </w:t>
-      </w:r>
-      <w:r>
-        <w:rPr>
-          <w:rFonts w:hint="eastAsia"/>
-        </w:rPr>
-        <w:t xml:space="preserve">配套《通用基础_PPT1_v3.pptx》52</w:t>
+        <w:t xml:space="preserve"> v3.6 · 2026-09-05 · </w:t>
+      </w:r>
+      <w:r>
+        <w:rPr>
+          <w:rFonts w:hint="eastAsia"/>
+        </w:rPr>
+        <w:t xml:space="preserve">配套《通用基础_PPT1_v3.pptx》53</w:t>
       </w:r>
       <w:r>
         <w:t xml:space="preserve"> </w:t>
@@ -8246,7 +8507,7 @@
         <w:rPr>
           <w:rFonts w:hint="eastAsia"/>
         </w:rPr>
-        <w:t xml:space="preserve">《企业版_授课讲义》v3.0。</w:t>
+        <w:t xml:space="preserve">《企业版_授课讲义》v3.6。</w:t>
       </w:r>
     </w:p>
     <w:bookmarkEnd w:id="21"/>
